--- a/hw/CC4.docx
+++ b/hw/CC4.docx
@@ -1,6 +1,6 @@
 
 <file path=word/document.xml><?xml version="1.0" encoding="utf-8"?>
-<w:document xmlns:wpc="http://schemas.microsoft.com/office/word/2010/wordprocessingCanvas" xmlns:cx="http://schemas.microsoft.com/office/drawing/2014/chartex" xmlns:cx1="http://schemas.microsoft.com/office/drawing/2015/9/8/chartex" xmlns:cx2="http://schemas.microsoft.com/office/drawing/2015/10/21/chartex" xmlns:cx3="http://schemas.microsoft.com/office/drawing/2016/5/9/chartex" xmlns:cx4="http://schemas.microsoft.com/office/drawing/2016/5/10/chartex" xmlns:cx5="http://schemas.microsoft.com/office/drawing/2016/5/11/chartex" xmlns:cx6="http://schemas.microsoft.com/office/drawing/2016/5/12/chartex" xmlns:cx7="http://schemas.microsoft.com/office/drawing/2016/5/13/chartex" xmlns:cx8="http://schemas.microsoft.com/office/drawing/2016/5/14/chartex" xmlns:mc="http://schemas.openxmlformats.org/markup-compatibility/2006" xmlns:aink="http://schemas.microsoft.com/office/drawing/2016/ink" xmlns:am3d="http://schemas.microsoft.com/office/drawing/2017/model3d" xmlns:o="urn:schemas-microsoft-com:office:office" xmlns:r="http://schemas.openxmlformats.org/officeDocument/2006/relationships" xmlns:m="http://schemas.openxmlformats.org/officeDocument/2006/math" xmlns:v="urn:schemas-microsoft-com:vml" xmlns:wp14="http://schemas.microsoft.com/office/word/2010/wordprocessingDrawing" xmlns:wp="http://schemas.openxmlformats.org/drawingml/2006/wordprocessingDrawing" xmlns:w10="urn:schemas-microsoft-com:office:word" xmlns:w="http://schemas.openxmlformats.org/wordprocessingml/2006/main" xmlns:w14="http://schemas.microsoft.com/office/word/2010/wordml" xmlns:w15="http://schemas.microsoft.com/office/word/2012/wordml" xmlns:w16cex="http://schemas.microsoft.com/office/word/2018/wordml/cex" xmlns:w16cid="http://schemas.microsoft.com/office/word/2016/wordml/cid" xmlns:w16="http://schemas.microsoft.com/office/word/2018/wordml" xmlns:w16se="http://schemas.microsoft.com/office/word/2015/wordml/symex" xmlns:wpg="http://schemas.microsoft.com/office/word/2010/wordprocessingGroup" xmlns:wpi="http://schemas.microsoft.com/office/word/2010/wordprocessingInk" xmlns:wne="http://schemas.microsoft.com/office/word/2006/wordml" xmlns:wps="http://schemas.microsoft.com/office/word/2010/wordprocessingShape" mc:Ignorable="w14 w15 w16se w16cid w16 w16cex wp14">
+<w:document xmlns:wpc="http://schemas.microsoft.com/office/word/2010/wordprocessingCanvas" xmlns:cx="http://schemas.microsoft.com/office/drawing/2014/chartex" xmlns:cx1="http://schemas.microsoft.com/office/drawing/2015/9/8/chartex" xmlns:cx2="http://schemas.microsoft.com/office/drawing/2015/10/21/chartex" xmlns:cx3="http://schemas.microsoft.com/office/drawing/2016/5/9/chartex" xmlns:cx4="http://schemas.microsoft.com/office/drawing/2016/5/10/chartex" xmlns:cx5="http://schemas.microsoft.com/office/drawing/2016/5/11/chartex" xmlns:cx6="http://schemas.microsoft.com/office/drawing/2016/5/12/chartex" xmlns:cx7="http://schemas.microsoft.com/office/drawing/2016/5/13/chartex" xmlns:cx8="http://schemas.microsoft.com/office/drawing/2016/5/14/chartex" xmlns:mc="http://schemas.openxmlformats.org/markup-compatibility/2006" xmlns:aink="http://schemas.microsoft.com/office/drawing/2016/ink" xmlns:am3d="http://schemas.microsoft.com/office/drawing/2017/model3d" xmlns:o="urn:schemas-microsoft-com:office:office" xmlns:oel="http://schemas.microsoft.com/office/2019/extlst" xmlns:r="http://schemas.openxmlformats.org/officeDocument/2006/relationships" xmlns:m="http://schemas.openxmlformats.org/officeDocument/2006/math" xmlns:v="urn:schemas-microsoft-com:vml" xmlns:wp14="http://schemas.microsoft.com/office/word/2010/wordprocessingDrawing" xmlns:wp="http://schemas.openxmlformats.org/drawingml/2006/wordprocessingDrawing" xmlns:w10="urn:schemas-microsoft-com:office:word" xmlns:w="http://schemas.openxmlformats.org/wordprocessingml/2006/main" xmlns:w14="http://schemas.microsoft.com/office/word/2010/wordml" xmlns:w15="http://schemas.microsoft.com/office/word/2012/wordml" xmlns:w16cex="http://schemas.microsoft.com/office/word/2018/wordml/cex" xmlns:w16cid="http://schemas.microsoft.com/office/word/2016/wordml/cid" xmlns:w16="http://schemas.microsoft.com/office/word/2018/wordml" xmlns:w16sdtdh="http://schemas.microsoft.com/office/word/2020/wordml/sdtdatahash" xmlns:w16se="http://schemas.microsoft.com/office/word/2015/wordml/symex" xmlns:wpg="http://schemas.microsoft.com/office/word/2010/wordprocessingGroup" xmlns:wpi="http://schemas.microsoft.com/office/word/2010/wordprocessingInk" xmlns:wne="http://schemas.microsoft.com/office/word/2006/wordml" xmlns:wps="http://schemas.microsoft.com/office/word/2010/wordprocessingShape" mc:Ignorable="w14 w15 w16se w16cid w16 w16cex w16sdtdh wp14">
   <w:body>
     <w:p>
       <w:pPr>
@@ -190,15 +190,7 @@
           <w:sz w:val="22"/>
           <w:szCs w:val="22"/>
         </w:rPr>
-        <w:t>from</w:t>
-      </w:r>
-      <w:r>
-        <w:rPr>
-          <w:rFonts w:asciiTheme="minorHAnsi" w:hAnsiTheme="minorHAnsi" w:cstheme="minorHAnsi"/>
-          <w:sz w:val="22"/>
-          <w:szCs w:val="22"/>
-        </w:rPr>
-        <w:t xml:space="preserve"> the textbook</w:t>
+        <w:t>from the textbook</w:t>
       </w:r>
       <w:r>
         <w:rPr>
@@ -222,15 +214,15 @@
           <w:sz w:val="22"/>
           <w:szCs w:val="22"/>
         </w:rPr>
-        <w:t>implemented as a J</w:t>
-      </w:r>
-      <w:r>
-        <w:rPr>
-          <w:rFonts w:asciiTheme="minorHAnsi" w:hAnsiTheme="minorHAnsi" w:cstheme="minorHAnsi"/>
-          <w:sz w:val="22"/>
-          <w:szCs w:val="22"/>
-        </w:rPr>
-        <w:t>ava program that uses JDBC to execute each query and displays the results of each query.</w:t>
+        <w:t xml:space="preserve">implemented as a </w:t>
+      </w:r>
+      <w:r>
+        <w:rPr>
+          <w:rFonts w:asciiTheme="minorHAnsi" w:hAnsiTheme="minorHAnsi" w:cstheme="minorHAnsi"/>
+          <w:sz w:val="22"/>
+          <w:szCs w:val="22"/>
+        </w:rPr>
+        <w:t xml:space="preserve">computer program, using your choice of programming language. </w:t>
       </w:r>
       <w:r>
         <w:rPr>
@@ -246,82 +238,1155 @@
           <w:sz w:val="22"/>
           <w:szCs w:val="22"/>
         </w:rPr>
-        <w:t xml:space="preserve">Use the provided files </w:t>
-      </w:r>
-      <w:r>
-        <w:rPr>
-          <w:rStyle w:val="code"/>
-        </w:rPr>
-        <w:t>QueryExecutor.jav</w:t>
-      </w:r>
-      <w:r>
-        <w:rPr>
-          <w:rStyle w:val="code"/>
-        </w:rPr>
-        <w:t>a</w:t>
-      </w:r>
-      <w:r>
-        <w:rPr>
-          <w:rFonts w:asciiTheme="minorHAnsi" w:hAnsiTheme="minorHAnsi" w:cstheme="minorHAnsi"/>
-          <w:sz w:val="22"/>
-          <w:szCs w:val="22"/>
-        </w:rPr>
-        <w:t xml:space="preserve"> and </w:t>
-      </w:r>
-      <w:r>
-        <w:rPr>
-          <w:rStyle w:val="code"/>
-        </w:rPr>
-        <w:t>HW7skeleton.java</w:t>
-      </w:r>
-      <w:r>
-        <w:rPr>
-          <w:rFonts w:asciiTheme="minorHAnsi" w:hAnsiTheme="minorHAnsi" w:cstheme="minorHAnsi"/>
-          <w:sz w:val="22"/>
-          <w:szCs w:val="22"/>
-        </w:rPr>
-        <w:t xml:space="preserve"> as a starting point. The file </w:t>
-      </w:r>
-      <w:r>
-        <w:rPr>
-          <w:rStyle w:val="code"/>
-        </w:rPr>
-        <w:t>HW7skeleton.java</w:t>
-      </w:r>
-      <w:r>
-        <w:rPr>
-          <w:rFonts w:asciiTheme="minorHAnsi" w:hAnsiTheme="minorHAnsi" w:cstheme="minorHAnsi"/>
-          <w:sz w:val="22"/>
-          <w:szCs w:val="22"/>
-        </w:rPr>
-        <w:t xml:space="preserve"> contains a demonstration of how to answer this type of question, using exercise 7.9E as an example. </w:t>
-      </w:r>
-      <w:r>
-        <w:rPr>
-          <w:rFonts w:asciiTheme="minorHAnsi" w:hAnsiTheme="minorHAnsi" w:cstheme="minorHAnsi"/>
-          <w:sz w:val="22"/>
-          <w:szCs w:val="22"/>
-        </w:rPr>
-        <w:t xml:space="preserve">To submit your solution to this assignment, upload your completed version of the file </w:t>
-      </w:r>
-      <w:r>
-        <w:rPr>
-          <w:rStyle w:val="code"/>
-        </w:rPr>
-        <w:t>HW7skeleton.java</w:t>
-      </w:r>
-      <w:r>
-        <w:rPr>
-          <w:rFonts w:asciiTheme="minorHAnsi" w:hAnsiTheme="minorHAnsi" w:cstheme="minorHAnsi"/>
-          <w:sz w:val="22"/>
-          <w:szCs w:val="22"/>
-        </w:rPr>
-        <w:t xml:space="preserve"> to Moodle. No other files are required.</w:t>
+        <w:t>Since Java is the core programming language for the Dickinson curriculum, some extra support is provided for completing the assignment in Java.</w:t>
       </w:r>
     </w:p>
     <w:p>
       <w:pPr>
-        <w:rPr>
+        <w:pStyle w:val="Standard"/>
+        <w:tabs>
+          <w:tab w:val="left" w:pos="720"/>
+          <w:tab w:val="left" w:pos="1440"/>
+          <w:tab w:val="left" w:pos="2160"/>
+          <w:tab w:val="left" w:pos="2880"/>
+          <w:tab w:val="left" w:pos="3600"/>
+          <w:tab w:val="left" w:pos="4320"/>
+          <w:tab w:val="left" w:pos="5040"/>
+          <w:tab w:val="left" w:pos="5760"/>
+          <w:tab w:val="left" w:pos="6480"/>
+          <w:tab w:val="left" w:pos="7200"/>
+          <w:tab w:val="left" w:pos="7920"/>
+          <w:tab w:val="left" w:pos="8640"/>
+        </w:tabs>
+        <w:rPr>
+          <w:rFonts w:asciiTheme="minorHAnsi" w:hAnsiTheme="minorHAnsi" w:cstheme="minorHAnsi"/>
+          <w:sz w:val="22"/>
+          <w:szCs w:val="22"/>
+        </w:rPr>
+      </w:pPr>
+    </w:p>
+    <w:p>
+      <w:pPr>
+        <w:pStyle w:val="Standard"/>
+        <w:tabs>
+          <w:tab w:val="left" w:pos="720"/>
+          <w:tab w:val="left" w:pos="1440"/>
+          <w:tab w:val="left" w:pos="2160"/>
+          <w:tab w:val="left" w:pos="2880"/>
+          <w:tab w:val="left" w:pos="3600"/>
+          <w:tab w:val="left" w:pos="4320"/>
+          <w:tab w:val="left" w:pos="5040"/>
+          <w:tab w:val="left" w:pos="5760"/>
+          <w:tab w:val="left" w:pos="6480"/>
+          <w:tab w:val="left" w:pos="7200"/>
+          <w:tab w:val="left" w:pos="7920"/>
+          <w:tab w:val="left" w:pos="8640"/>
+        </w:tabs>
+        <w:rPr>
+          <w:rFonts w:asciiTheme="minorHAnsi" w:hAnsiTheme="minorHAnsi" w:cstheme="minorHAnsi"/>
+          <w:sz w:val="22"/>
+          <w:szCs w:val="22"/>
+        </w:rPr>
+      </w:pPr>
+      <w:r>
+        <w:rPr>
+          <w:rFonts w:asciiTheme="minorHAnsi" w:hAnsiTheme="minorHAnsi" w:cstheme="minorHAnsi"/>
+          <w:sz w:val="22"/>
+          <w:szCs w:val="22"/>
+        </w:rPr>
+        <w:t>If you are using Java</w:t>
+      </w:r>
+      <w:r>
+        <w:rPr>
+          <w:rFonts w:asciiTheme="minorHAnsi" w:hAnsiTheme="minorHAnsi" w:cstheme="minorHAnsi"/>
+          <w:sz w:val="22"/>
+          <w:szCs w:val="22"/>
+        </w:rPr>
+        <w:t xml:space="preserve"> (and thus JDBC, as discussed in class)</w:t>
+      </w:r>
+      <w:r>
+        <w:rPr>
+          <w:rFonts w:asciiTheme="minorHAnsi" w:hAnsiTheme="minorHAnsi" w:cstheme="minorHAnsi"/>
+          <w:sz w:val="22"/>
+          <w:szCs w:val="22"/>
+        </w:rPr>
+        <w:t>:</w:t>
+      </w:r>
+    </w:p>
+    <w:p>
+      <w:pPr>
+        <w:pStyle w:val="Standard"/>
+        <w:numPr>
+          <w:ilvl w:val="0"/>
+          <w:numId w:val="6"/>
+        </w:numPr>
+        <w:tabs>
+          <w:tab w:val="left" w:pos="720"/>
+          <w:tab w:val="left" w:pos="1440"/>
+          <w:tab w:val="left" w:pos="2160"/>
+          <w:tab w:val="left" w:pos="2880"/>
+          <w:tab w:val="left" w:pos="3600"/>
+          <w:tab w:val="left" w:pos="4320"/>
+          <w:tab w:val="left" w:pos="5040"/>
+          <w:tab w:val="left" w:pos="5760"/>
+          <w:tab w:val="left" w:pos="6480"/>
+          <w:tab w:val="left" w:pos="7200"/>
+          <w:tab w:val="left" w:pos="7920"/>
+          <w:tab w:val="left" w:pos="8640"/>
+        </w:tabs>
+        <w:rPr>
+          <w:rFonts w:asciiTheme="minorHAnsi" w:hAnsiTheme="minorHAnsi" w:cstheme="minorHAnsi"/>
+          <w:sz w:val="22"/>
+          <w:szCs w:val="22"/>
+        </w:rPr>
+      </w:pPr>
+      <w:r>
+        <w:rPr>
+          <w:rFonts w:asciiTheme="minorHAnsi" w:hAnsiTheme="minorHAnsi" w:cstheme="minorHAnsi"/>
+          <w:sz w:val="22"/>
+          <w:szCs w:val="22"/>
+        </w:rPr>
+        <w:t xml:space="preserve">Use the provided files </w:t>
+      </w:r>
+      <w:r>
+        <w:rPr>
+          <w:rStyle w:val="code"/>
+        </w:rPr>
+        <w:t>QueryExecutor.java</w:t>
+      </w:r>
+      <w:r>
+        <w:rPr>
+          <w:rFonts w:asciiTheme="minorHAnsi" w:hAnsiTheme="minorHAnsi" w:cstheme="minorHAnsi"/>
+          <w:sz w:val="22"/>
+          <w:szCs w:val="22"/>
+        </w:rPr>
+        <w:t xml:space="preserve"> and </w:t>
+      </w:r>
+      <w:r>
+        <w:rPr>
+          <w:rStyle w:val="code"/>
+        </w:rPr>
+        <w:t>CC4skeleton</w:t>
+      </w:r>
+      <w:r>
+        <w:rPr>
+          <w:rStyle w:val="code"/>
+        </w:rPr>
+        <w:t>.java</w:t>
+      </w:r>
+      <w:r>
+        <w:rPr>
+          <w:rFonts w:asciiTheme="minorHAnsi" w:hAnsiTheme="minorHAnsi" w:cstheme="minorHAnsi"/>
+          <w:sz w:val="22"/>
+          <w:szCs w:val="22"/>
+        </w:rPr>
+        <w:t xml:space="preserve"> as a starting point. The file </w:t>
+      </w:r>
+      <w:r>
+        <w:rPr>
+          <w:rStyle w:val="code"/>
+        </w:rPr>
+        <w:t>CC4skeleton</w:t>
+      </w:r>
+      <w:r>
+        <w:rPr>
+          <w:rStyle w:val="code"/>
+        </w:rPr>
+        <w:t>.java</w:t>
+      </w:r>
+      <w:r>
+        <w:rPr>
+          <w:rFonts w:asciiTheme="minorHAnsi" w:hAnsiTheme="minorHAnsi" w:cstheme="minorHAnsi"/>
+          <w:sz w:val="22"/>
+          <w:szCs w:val="22"/>
+        </w:rPr>
+        <w:t xml:space="preserve"> contains a demonstration of how to answer this type of question, using exercise 7.9E as an example.</w:t>
+      </w:r>
+      <w:r>
+        <w:rPr>
+          <w:rFonts w:asciiTheme="minorHAnsi" w:hAnsiTheme="minorHAnsi" w:cstheme="minorHAnsi"/>
+          <w:sz w:val="22"/>
+          <w:szCs w:val="22"/>
+        </w:rPr>
+        <w:t xml:space="preserve"> </w:t>
+      </w:r>
+      <w:r>
+        <w:rPr>
+          <w:rFonts w:asciiTheme="minorHAnsi" w:hAnsiTheme="minorHAnsi" w:cstheme="minorHAnsi"/>
+          <w:sz w:val="22"/>
+          <w:szCs w:val="22"/>
+        </w:rPr>
+        <w:t xml:space="preserve">As discussed in class, you will also need to download and employ the jar file </w:t>
+      </w:r>
+      <w:r>
+        <w:rPr>
+          <w:rStyle w:val="code"/>
+        </w:rPr>
+        <w:t>postgresql-42.7.6.jar</w:t>
+      </w:r>
+      <w:r>
+        <w:rPr>
+          <w:rFonts w:asciiTheme="minorHAnsi" w:hAnsiTheme="minorHAnsi" w:cstheme="minorHAnsi"/>
+          <w:sz w:val="22"/>
+          <w:szCs w:val="22"/>
+        </w:rPr>
+        <w:t xml:space="preserve"> in your Java project</w:t>
+      </w:r>
+      <w:r>
+        <w:rPr>
+          <w:rFonts w:asciiTheme="minorHAnsi" w:hAnsiTheme="minorHAnsi" w:cstheme="minorHAnsi"/>
+          <w:sz w:val="22"/>
+          <w:szCs w:val="22"/>
+        </w:rPr>
+        <w:t>.</w:t>
+      </w:r>
+    </w:p>
+    <w:p>
+      <w:pPr>
+        <w:pStyle w:val="Standard"/>
+        <w:numPr>
+          <w:ilvl w:val="0"/>
+          <w:numId w:val="6"/>
+        </w:numPr>
+        <w:tabs>
+          <w:tab w:val="left" w:pos="720"/>
+          <w:tab w:val="left" w:pos="1440"/>
+          <w:tab w:val="left" w:pos="2160"/>
+          <w:tab w:val="left" w:pos="2880"/>
+          <w:tab w:val="left" w:pos="3600"/>
+          <w:tab w:val="left" w:pos="4320"/>
+          <w:tab w:val="left" w:pos="5040"/>
+          <w:tab w:val="left" w:pos="5760"/>
+          <w:tab w:val="left" w:pos="6480"/>
+          <w:tab w:val="left" w:pos="7200"/>
+          <w:tab w:val="left" w:pos="7920"/>
+          <w:tab w:val="left" w:pos="8640"/>
+        </w:tabs>
+        <w:rPr>
+          <w:rFonts w:asciiTheme="minorHAnsi" w:hAnsiTheme="minorHAnsi" w:cstheme="minorHAnsi"/>
+          <w:sz w:val="22"/>
+          <w:szCs w:val="22"/>
+        </w:rPr>
+      </w:pPr>
+      <w:r>
+        <w:rPr>
+          <w:rFonts w:asciiTheme="minorHAnsi" w:hAnsiTheme="minorHAnsi" w:cstheme="minorHAnsi"/>
+          <w:sz w:val="22"/>
+          <w:szCs w:val="22"/>
+        </w:rPr>
+        <w:t xml:space="preserve">To submit your solution to this assignment, upload your completed version of the file </w:t>
+      </w:r>
+      <w:r>
+        <w:rPr>
+          <w:rStyle w:val="code"/>
+        </w:rPr>
+        <w:t>CC4skeleton</w:t>
+      </w:r>
+      <w:r>
+        <w:rPr>
+          <w:rStyle w:val="code"/>
+        </w:rPr>
+        <w:t>.java</w:t>
+      </w:r>
+      <w:r>
+        <w:rPr>
+          <w:rFonts w:asciiTheme="minorHAnsi" w:hAnsiTheme="minorHAnsi" w:cstheme="minorHAnsi"/>
+          <w:sz w:val="22"/>
+          <w:szCs w:val="22"/>
+        </w:rPr>
+        <w:t xml:space="preserve"> to Moodle. No other files are required.</w:t>
+      </w:r>
+    </w:p>
+    <w:p>
+      <w:pPr>
+        <w:pStyle w:val="Standard"/>
+        <w:numPr>
+          <w:ilvl w:val="0"/>
+          <w:numId w:val="6"/>
+        </w:numPr>
+        <w:tabs>
+          <w:tab w:val="left" w:pos="720"/>
+          <w:tab w:val="left" w:pos="1440"/>
+          <w:tab w:val="left" w:pos="2160"/>
+          <w:tab w:val="left" w:pos="2880"/>
+          <w:tab w:val="left" w:pos="3600"/>
+          <w:tab w:val="left" w:pos="4320"/>
+          <w:tab w:val="left" w:pos="5040"/>
+          <w:tab w:val="left" w:pos="5760"/>
+          <w:tab w:val="left" w:pos="6480"/>
+          <w:tab w:val="left" w:pos="7200"/>
+          <w:tab w:val="left" w:pos="7920"/>
+          <w:tab w:val="left" w:pos="8640"/>
+        </w:tabs>
+        <w:rPr>
+          <w:rFonts w:asciiTheme="minorHAnsi" w:hAnsiTheme="minorHAnsi" w:cstheme="minorHAnsi"/>
+          <w:sz w:val="22"/>
+          <w:szCs w:val="22"/>
+        </w:rPr>
+      </w:pPr>
+      <w:r>
+        <w:rPr>
+          <w:rFonts w:asciiTheme="minorHAnsi" w:hAnsiTheme="minorHAnsi" w:cstheme="minorHAnsi"/>
+          <w:sz w:val="22"/>
+          <w:szCs w:val="22"/>
+        </w:rPr>
+        <w:t>Do not edit the file</w:t>
+      </w:r>
+      <w:r>
+        <w:t xml:space="preserve"> </w:t>
+      </w:r>
+      <w:r>
+        <w:rPr>
+          <w:rStyle w:val="code"/>
+        </w:rPr>
+        <w:t>QueryExecutor.java</w:t>
+      </w:r>
+      <w:r>
+        <w:rPr>
+          <w:rFonts w:asciiTheme="minorHAnsi" w:hAnsiTheme="minorHAnsi" w:cstheme="minorHAnsi"/>
+          <w:sz w:val="22"/>
+          <w:szCs w:val="22"/>
+        </w:rPr>
+        <w:t xml:space="preserve">. Your code will be executed and graded by the instructor using the original version of </w:t>
+      </w:r>
+      <w:r>
+        <w:rPr>
+          <w:rStyle w:val="code"/>
+        </w:rPr>
+        <w:t>QueryExecutor.java</w:t>
+      </w:r>
+      <w:r>
+        <w:rPr>
+          <w:rFonts w:asciiTheme="minorHAnsi" w:hAnsiTheme="minorHAnsi" w:cstheme="minorHAnsi"/>
+          <w:sz w:val="22"/>
+          <w:szCs w:val="22"/>
+        </w:rPr>
+        <w:t xml:space="preserve">, and </w:t>
+      </w:r>
+      <w:r>
+        <w:rPr>
+          <w:rFonts w:asciiTheme="minorHAnsi" w:hAnsiTheme="minorHAnsi" w:cstheme="minorHAnsi"/>
+          <w:sz w:val="22"/>
+          <w:szCs w:val="22"/>
+        </w:rPr>
+        <w:t xml:space="preserve">up to 30 </w:t>
+      </w:r>
+      <w:r>
+        <w:rPr>
+          <w:rFonts w:asciiTheme="minorHAnsi" w:hAnsiTheme="minorHAnsi" w:cstheme="minorHAnsi"/>
+          <w:sz w:val="22"/>
+          <w:szCs w:val="22"/>
+        </w:rPr>
+        <w:t>points will be deducted if your code does not work correctly with the original version of this file.</w:t>
+      </w:r>
+    </w:p>
+    <w:p>
+      <w:pPr>
+        <w:pStyle w:val="Standard"/>
+        <w:tabs>
+          <w:tab w:val="left" w:pos="720"/>
+          <w:tab w:val="left" w:pos="1440"/>
+          <w:tab w:val="left" w:pos="2160"/>
+          <w:tab w:val="left" w:pos="2880"/>
+          <w:tab w:val="left" w:pos="3600"/>
+          <w:tab w:val="left" w:pos="4320"/>
+          <w:tab w:val="left" w:pos="5040"/>
+          <w:tab w:val="left" w:pos="5760"/>
+          <w:tab w:val="left" w:pos="6480"/>
+          <w:tab w:val="left" w:pos="7200"/>
+          <w:tab w:val="left" w:pos="7920"/>
+          <w:tab w:val="left" w:pos="8640"/>
+        </w:tabs>
+        <w:rPr>
+          <w:rFonts w:asciiTheme="minorHAnsi" w:hAnsiTheme="minorHAnsi" w:cstheme="minorHAnsi"/>
+          <w:sz w:val="22"/>
+          <w:szCs w:val="22"/>
+        </w:rPr>
+      </w:pPr>
+    </w:p>
+    <w:p>
+      <w:pPr>
+        <w:pStyle w:val="Standard"/>
+        <w:tabs>
+          <w:tab w:val="left" w:pos="720"/>
+          <w:tab w:val="left" w:pos="1440"/>
+          <w:tab w:val="left" w:pos="2160"/>
+          <w:tab w:val="left" w:pos="2880"/>
+          <w:tab w:val="left" w:pos="3600"/>
+          <w:tab w:val="left" w:pos="4320"/>
+          <w:tab w:val="left" w:pos="5040"/>
+          <w:tab w:val="left" w:pos="5760"/>
+          <w:tab w:val="left" w:pos="6480"/>
+          <w:tab w:val="left" w:pos="7200"/>
+          <w:tab w:val="left" w:pos="7920"/>
+          <w:tab w:val="left" w:pos="8640"/>
+        </w:tabs>
+        <w:rPr>
+          <w:rFonts w:asciiTheme="minorHAnsi" w:hAnsiTheme="minorHAnsi" w:cstheme="minorHAnsi"/>
+          <w:sz w:val="22"/>
+          <w:szCs w:val="22"/>
+        </w:rPr>
+      </w:pPr>
+      <w:r>
+        <w:rPr>
+          <w:rFonts w:asciiTheme="minorHAnsi" w:hAnsiTheme="minorHAnsi" w:cstheme="minorHAnsi"/>
+          <w:sz w:val="22"/>
+          <w:szCs w:val="22"/>
+        </w:rPr>
+        <w:t>If you are using a programming language other than Java:</w:t>
+      </w:r>
+    </w:p>
+    <w:p>
+      <w:pPr>
+        <w:pStyle w:val="Standard"/>
+        <w:numPr>
+          <w:ilvl w:val="0"/>
+          <w:numId w:val="7"/>
+        </w:numPr>
+        <w:tabs>
+          <w:tab w:val="left" w:pos="720"/>
+          <w:tab w:val="left" w:pos="1440"/>
+          <w:tab w:val="left" w:pos="2160"/>
+          <w:tab w:val="left" w:pos="2880"/>
+          <w:tab w:val="left" w:pos="3600"/>
+          <w:tab w:val="left" w:pos="4320"/>
+          <w:tab w:val="left" w:pos="5040"/>
+          <w:tab w:val="left" w:pos="5760"/>
+          <w:tab w:val="left" w:pos="6480"/>
+          <w:tab w:val="left" w:pos="7200"/>
+          <w:tab w:val="left" w:pos="7920"/>
+          <w:tab w:val="left" w:pos="8640"/>
+        </w:tabs>
+        <w:rPr>
+          <w:rFonts w:asciiTheme="minorHAnsi" w:hAnsiTheme="minorHAnsi" w:cstheme="minorHAnsi"/>
+          <w:sz w:val="22"/>
+          <w:szCs w:val="22"/>
+        </w:rPr>
+      </w:pPr>
+      <w:r>
+        <w:rPr>
+          <w:rFonts w:asciiTheme="minorHAnsi" w:hAnsiTheme="minorHAnsi" w:cstheme="minorHAnsi"/>
+          <w:sz w:val="22"/>
+          <w:szCs w:val="22"/>
+        </w:rPr>
+        <w:t xml:space="preserve">The output of your program should be </w:t>
+      </w:r>
+      <w:r>
+        <w:rPr>
+          <w:rFonts w:asciiTheme="minorHAnsi" w:hAnsiTheme="minorHAnsi" w:cstheme="minorHAnsi"/>
+          <w:sz w:val="22"/>
+          <w:szCs w:val="22"/>
+        </w:rPr>
+        <w:t xml:space="preserve">formatted similarly to the following example </w:t>
+      </w:r>
+      <w:r>
+        <w:rPr>
+          <w:rFonts w:asciiTheme="minorHAnsi" w:hAnsiTheme="minorHAnsi" w:cstheme="minorHAnsi"/>
+          <w:sz w:val="22"/>
+          <w:szCs w:val="22"/>
+        </w:rPr>
+        <w:t>based on</w:t>
+      </w:r>
+      <w:r>
+        <w:rPr>
+          <w:rFonts w:asciiTheme="minorHAnsi" w:hAnsiTheme="minorHAnsi" w:cstheme="minorHAnsi"/>
+          <w:sz w:val="22"/>
+          <w:szCs w:val="22"/>
+        </w:rPr>
+        <w:t xml:space="preserve"> exercise 7.9E. </w:t>
+      </w:r>
+      <w:r>
+        <w:rPr>
+          <w:rFonts w:asciiTheme="minorHAnsi" w:hAnsiTheme="minorHAnsi" w:cstheme="minorHAnsi"/>
+          <w:sz w:val="22"/>
+          <w:szCs w:val="22"/>
+        </w:rPr>
+        <w:t xml:space="preserve">The formatting does not need to be </w:t>
+      </w:r>
+      <w:proofErr w:type="gramStart"/>
+      <w:r>
+        <w:rPr>
+          <w:rFonts w:asciiTheme="minorHAnsi" w:hAnsiTheme="minorHAnsi" w:cstheme="minorHAnsi"/>
+          <w:sz w:val="22"/>
+          <w:szCs w:val="22"/>
+        </w:rPr>
+        <w:t>exactly the same</w:t>
+      </w:r>
+      <w:proofErr w:type="gramEnd"/>
+      <w:r>
+        <w:rPr>
+          <w:rFonts w:asciiTheme="minorHAnsi" w:hAnsiTheme="minorHAnsi" w:cstheme="minorHAnsi"/>
+          <w:sz w:val="22"/>
+          <w:szCs w:val="22"/>
+        </w:rPr>
+        <w:t>, but the question number, query, and list of results should be clearly visible. Example:</w:t>
+      </w:r>
+    </w:p>
+    <w:p>
+      <w:pPr>
+        <w:pStyle w:val="Standard"/>
+        <w:pBdr>
+          <w:top w:val="single" w:sz="4" w:space="1" w:color="auto"/>
+          <w:left w:val="single" w:sz="4" w:space="4" w:color="auto"/>
+          <w:bottom w:val="single" w:sz="4" w:space="1" w:color="auto"/>
+          <w:right w:val="single" w:sz="4" w:space="4" w:color="auto"/>
+        </w:pBdr>
+        <w:tabs>
+          <w:tab w:val="left" w:pos="720"/>
+          <w:tab w:val="left" w:pos="1440"/>
+          <w:tab w:val="left" w:pos="2160"/>
+          <w:tab w:val="left" w:pos="2880"/>
+          <w:tab w:val="left" w:pos="3600"/>
+          <w:tab w:val="left" w:pos="4320"/>
+          <w:tab w:val="left" w:pos="5040"/>
+          <w:tab w:val="left" w:pos="5760"/>
+          <w:tab w:val="left" w:pos="6480"/>
+          <w:tab w:val="left" w:pos="7200"/>
+          <w:tab w:val="left" w:pos="7920"/>
+          <w:tab w:val="left" w:pos="8640"/>
+        </w:tabs>
+        <w:ind w:left="2880"/>
+        <w:rPr>
+          <w:rStyle w:val="code"/>
+        </w:rPr>
+      </w:pPr>
+      <w:r>
+        <w:rPr>
+          <w:rStyle w:val="code"/>
+        </w:rPr>
+        <w:t>////////////////////////////////</w:t>
+      </w:r>
+    </w:p>
+    <w:p>
+      <w:pPr>
+        <w:pStyle w:val="Standard"/>
+        <w:pBdr>
+          <w:top w:val="single" w:sz="4" w:space="1" w:color="auto"/>
+          <w:left w:val="single" w:sz="4" w:space="4" w:color="auto"/>
+          <w:bottom w:val="single" w:sz="4" w:space="1" w:color="auto"/>
+          <w:right w:val="single" w:sz="4" w:space="4" w:color="auto"/>
+        </w:pBdr>
+        <w:tabs>
+          <w:tab w:val="left" w:pos="720"/>
+          <w:tab w:val="left" w:pos="1440"/>
+          <w:tab w:val="left" w:pos="2160"/>
+          <w:tab w:val="left" w:pos="2880"/>
+          <w:tab w:val="left" w:pos="3600"/>
+          <w:tab w:val="left" w:pos="4320"/>
+          <w:tab w:val="left" w:pos="5040"/>
+          <w:tab w:val="left" w:pos="5760"/>
+          <w:tab w:val="left" w:pos="6480"/>
+          <w:tab w:val="left" w:pos="7200"/>
+          <w:tab w:val="left" w:pos="7920"/>
+          <w:tab w:val="left" w:pos="8640"/>
+        </w:tabs>
+        <w:ind w:left="2880"/>
+        <w:rPr>
+          <w:rStyle w:val="code"/>
+        </w:rPr>
+      </w:pPr>
+      <w:r>
+        <w:rPr>
+          <w:rStyle w:val="code"/>
+        </w:rPr>
+        <w:t>//////////// Question 7.9E  ////</w:t>
+      </w:r>
+    </w:p>
+    <w:p>
+      <w:pPr>
+        <w:pStyle w:val="Standard"/>
+        <w:pBdr>
+          <w:top w:val="single" w:sz="4" w:space="1" w:color="auto"/>
+          <w:left w:val="single" w:sz="4" w:space="4" w:color="auto"/>
+          <w:bottom w:val="single" w:sz="4" w:space="1" w:color="auto"/>
+          <w:right w:val="single" w:sz="4" w:space="4" w:color="auto"/>
+        </w:pBdr>
+        <w:tabs>
+          <w:tab w:val="left" w:pos="720"/>
+          <w:tab w:val="left" w:pos="1440"/>
+          <w:tab w:val="left" w:pos="2160"/>
+          <w:tab w:val="left" w:pos="2880"/>
+          <w:tab w:val="left" w:pos="3600"/>
+          <w:tab w:val="left" w:pos="4320"/>
+          <w:tab w:val="left" w:pos="5040"/>
+          <w:tab w:val="left" w:pos="5760"/>
+          <w:tab w:val="left" w:pos="6480"/>
+          <w:tab w:val="left" w:pos="7200"/>
+          <w:tab w:val="left" w:pos="7920"/>
+          <w:tab w:val="left" w:pos="8640"/>
+        </w:tabs>
+        <w:ind w:left="2880"/>
+        <w:rPr>
+          <w:rStyle w:val="code"/>
+        </w:rPr>
+      </w:pPr>
+      <w:r>
+        <w:rPr>
+          <w:rStyle w:val="code"/>
+        </w:rPr>
+        <w:t>////////////////////////////////</w:t>
+      </w:r>
+    </w:p>
+    <w:p>
+      <w:pPr>
+        <w:pStyle w:val="Standard"/>
+        <w:pBdr>
+          <w:top w:val="single" w:sz="4" w:space="1" w:color="auto"/>
+          <w:left w:val="single" w:sz="4" w:space="4" w:color="auto"/>
+          <w:bottom w:val="single" w:sz="4" w:space="1" w:color="auto"/>
+          <w:right w:val="single" w:sz="4" w:space="4" w:color="auto"/>
+        </w:pBdr>
+        <w:tabs>
+          <w:tab w:val="left" w:pos="720"/>
+          <w:tab w:val="left" w:pos="1440"/>
+          <w:tab w:val="left" w:pos="2160"/>
+          <w:tab w:val="left" w:pos="2880"/>
+          <w:tab w:val="left" w:pos="3600"/>
+          <w:tab w:val="left" w:pos="4320"/>
+          <w:tab w:val="left" w:pos="5040"/>
+          <w:tab w:val="left" w:pos="5760"/>
+          <w:tab w:val="left" w:pos="6480"/>
+          <w:tab w:val="left" w:pos="7200"/>
+          <w:tab w:val="left" w:pos="7920"/>
+          <w:tab w:val="left" w:pos="8640"/>
+        </w:tabs>
+        <w:ind w:left="2880"/>
+        <w:rPr>
+          <w:rStyle w:val="code"/>
+        </w:rPr>
+      </w:pPr>
+      <w:r>
+        <w:rPr>
+          <w:rStyle w:val="code"/>
+        </w:rPr>
+        <w:t xml:space="preserve">Executed the query "SELECT </w:t>
+      </w:r>
+      <w:proofErr w:type="spellStart"/>
+      <w:r>
+        <w:rPr>
+          <w:rStyle w:val="code"/>
+        </w:rPr>
+        <w:t>s.SUPNAME</w:t>
+      </w:r>
+      <w:proofErr w:type="spellEnd"/>
+      <w:r>
+        <w:rPr>
+          <w:rStyle w:val="code"/>
+        </w:rPr>
+        <w:t xml:space="preserve">, </w:t>
+      </w:r>
+      <w:proofErr w:type="spellStart"/>
+      <w:r>
+        <w:rPr>
+          <w:rStyle w:val="code"/>
+        </w:rPr>
+        <w:t>s.SUPNR</w:t>
+      </w:r>
+      <w:proofErr w:type="spellEnd"/>
+      <w:r>
+        <w:rPr>
+          <w:rStyle w:val="code"/>
+        </w:rPr>
+        <w:t xml:space="preserve"> FROM supplier s W..."</w:t>
+      </w:r>
+    </w:p>
+    <w:p>
+      <w:pPr>
+        <w:pStyle w:val="Standard"/>
+        <w:pBdr>
+          <w:top w:val="single" w:sz="4" w:space="1" w:color="auto"/>
+          <w:left w:val="single" w:sz="4" w:space="4" w:color="auto"/>
+          <w:bottom w:val="single" w:sz="4" w:space="1" w:color="auto"/>
+          <w:right w:val="single" w:sz="4" w:space="4" w:color="auto"/>
+        </w:pBdr>
+        <w:tabs>
+          <w:tab w:val="left" w:pos="720"/>
+          <w:tab w:val="left" w:pos="1440"/>
+          <w:tab w:val="left" w:pos="2160"/>
+          <w:tab w:val="left" w:pos="2880"/>
+          <w:tab w:val="left" w:pos="3600"/>
+          <w:tab w:val="left" w:pos="4320"/>
+          <w:tab w:val="left" w:pos="5040"/>
+          <w:tab w:val="left" w:pos="5760"/>
+          <w:tab w:val="left" w:pos="6480"/>
+          <w:tab w:val="left" w:pos="7200"/>
+          <w:tab w:val="left" w:pos="7920"/>
+          <w:tab w:val="left" w:pos="8640"/>
+        </w:tabs>
+        <w:ind w:left="2880"/>
+        <w:rPr>
+          <w:rStyle w:val="code"/>
+        </w:rPr>
+      </w:pPr>
+      <w:r>
+        <w:rPr>
+          <w:rStyle w:val="code"/>
+        </w:rPr>
+        <w:t>Result set:</w:t>
+      </w:r>
+    </w:p>
+    <w:p>
+      <w:pPr>
+        <w:pStyle w:val="Standard"/>
+        <w:pBdr>
+          <w:top w:val="single" w:sz="4" w:space="1" w:color="auto"/>
+          <w:left w:val="single" w:sz="4" w:space="4" w:color="auto"/>
+          <w:bottom w:val="single" w:sz="4" w:space="1" w:color="auto"/>
+          <w:right w:val="single" w:sz="4" w:space="4" w:color="auto"/>
+        </w:pBdr>
+        <w:tabs>
+          <w:tab w:val="left" w:pos="720"/>
+          <w:tab w:val="left" w:pos="1440"/>
+          <w:tab w:val="left" w:pos="2160"/>
+          <w:tab w:val="left" w:pos="2880"/>
+          <w:tab w:val="left" w:pos="3600"/>
+          <w:tab w:val="left" w:pos="4320"/>
+          <w:tab w:val="left" w:pos="5040"/>
+          <w:tab w:val="left" w:pos="5760"/>
+          <w:tab w:val="left" w:pos="6480"/>
+          <w:tab w:val="left" w:pos="7200"/>
+          <w:tab w:val="left" w:pos="7920"/>
+          <w:tab w:val="left" w:pos="8640"/>
+        </w:tabs>
+        <w:ind w:left="2880"/>
+        <w:rPr>
+          <w:rStyle w:val="code"/>
+        </w:rPr>
+      </w:pPr>
+      <w:proofErr w:type="spellStart"/>
+      <w:r>
+        <w:rPr>
+          <w:rStyle w:val="code"/>
+        </w:rPr>
+        <w:t>supname</w:t>
+      </w:r>
+      <w:proofErr w:type="spellEnd"/>
+      <w:r>
+        <w:rPr>
+          <w:rStyle w:val="code"/>
+        </w:rPr>
+        <w:t xml:space="preserve"> | </w:t>
+      </w:r>
+      <w:proofErr w:type="spellStart"/>
+      <w:r>
+        <w:rPr>
+          <w:rStyle w:val="code"/>
+        </w:rPr>
+        <w:t>supnr</w:t>
+      </w:r>
+      <w:proofErr w:type="spellEnd"/>
+    </w:p>
+    <w:p>
+      <w:pPr>
+        <w:pStyle w:val="Standard"/>
+        <w:pBdr>
+          <w:top w:val="single" w:sz="4" w:space="1" w:color="auto"/>
+          <w:left w:val="single" w:sz="4" w:space="4" w:color="auto"/>
+          <w:bottom w:val="single" w:sz="4" w:space="1" w:color="auto"/>
+          <w:right w:val="single" w:sz="4" w:space="4" w:color="auto"/>
+        </w:pBdr>
+        <w:tabs>
+          <w:tab w:val="left" w:pos="720"/>
+          <w:tab w:val="left" w:pos="1440"/>
+          <w:tab w:val="left" w:pos="2160"/>
+          <w:tab w:val="left" w:pos="2880"/>
+          <w:tab w:val="left" w:pos="3600"/>
+          <w:tab w:val="left" w:pos="4320"/>
+          <w:tab w:val="left" w:pos="5040"/>
+          <w:tab w:val="left" w:pos="5760"/>
+          <w:tab w:val="left" w:pos="6480"/>
+          <w:tab w:val="left" w:pos="7200"/>
+          <w:tab w:val="left" w:pos="7920"/>
+          <w:tab w:val="left" w:pos="8640"/>
+        </w:tabs>
+        <w:ind w:left="2880"/>
+        <w:rPr>
+          <w:rStyle w:val="code"/>
+        </w:rPr>
+      </w:pPr>
+      <w:proofErr w:type="spellStart"/>
+      <w:r>
+        <w:rPr>
+          <w:rStyle w:val="code"/>
+        </w:rPr>
+        <w:t>Deliwines</w:t>
+      </w:r>
+      <w:proofErr w:type="spellEnd"/>
+      <w:r>
+        <w:rPr>
+          <w:rStyle w:val="code"/>
+        </w:rPr>
+        <w:t xml:space="preserve"> | 21</w:t>
+      </w:r>
+    </w:p>
+    <w:p>
+      <w:pPr>
+        <w:pStyle w:val="Standard"/>
+        <w:pBdr>
+          <w:top w:val="single" w:sz="4" w:space="1" w:color="auto"/>
+          <w:left w:val="single" w:sz="4" w:space="4" w:color="auto"/>
+          <w:bottom w:val="single" w:sz="4" w:space="1" w:color="auto"/>
+          <w:right w:val="single" w:sz="4" w:space="4" w:color="auto"/>
+        </w:pBdr>
+        <w:tabs>
+          <w:tab w:val="left" w:pos="720"/>
+          <w:tab w:val="left" w:pos="1440"/>
+          <w:tab w:val="left" w:pos="2160"/>
+          <w:tab w:val="left" w:pos="2880"/>
+          <w:tab w:val="left" w:pos="3600"/>
+          <w:tab w:val="left" w:pos="4320"/>
+          <w:tab w:val="left" w:pos="5040"/>
+          <w:tab w:val="left" w:pos="5760"/>
+          <w:tab w:val="left" w:pos="6480"/>
+          <w:tab w:val="left" w:pos="7200"/>
+          <w:tab w:val="left" w:pos="7920"/>
+          <w:tab w:val="left" w:pos="8640"/>
+        </w:tabs>
+        <w:ind w:left="2880"/>
+        <w:rPr>
+          <w:rStyle w:val="code"/>
+        </w:rPr>
+      </w:pPr>
+      <w:r>
+        <w:rPr>
+          <w:rStyle w:val="code"/>
+        </w:rPr>
+        <w:t>Spirits &amp; co. | 52</w:t>
+      </w:r>
+    </w:p>
+    <w:p>
+      <w:pPr>
+        <w:pStyle w:val="Standard"/>
+        <w:pBdr>
+          <w:top w:val="single" w:sz="4" w:space="1" w:color="auto"/>
+          <w:left w:val="single" w:sz="4" w:space="4" w:color="auto"/>
+          <w:bottom w:val="single" w:sz="4" w:space="1" w:color="auto"/>
+          <w:right w:val="single" w:sz="4" w:space="4" w:color="auto"/>
+        </w:pBdr>
+        <w:tabs>
+          <w:tab w:val="left" w:pos="720"/>
+          <w:tab w:val="left" w:pos="1440"/>
+          <w:tab w:val="left" w:pos="2160"/>
+          <w:tab w:val="left" w:pos="2880"/>
+          <w:tab w:val="left" w:pos="3600"/>
+          <w:tab w:val="left" w:pos="4320"/>
+          <w:tab w:val="left" w:pos="5040"/>
+          <w:tab w:val="left" w:pos="5760"/>
+          <w:tab w:val="left" w:pos="6480"/>
+          <w:tab w:val="left" w:pos="7200"/>
+          <w:tab w:val="left" w:pos="7920"/>
+          <w:tab w:val="left" w:pos="8640"/>
+        </w:tabs>
+        <w:ind w:left="2880"/>
+        <w:rPr>
+          <w:rStyle w:val="code"/>
+        </w:rPr>
+      </w:pPr>
+      <w:r>
+        <w:rPr>
+          <w:rStyle w:val="code"/>
+        </w:rPr>
+        <w:t>Wine Trade Logistics | 84</w:t>
+      </w:r>
+    </w:p>
+    <w:p>
+      <w:pPr>
+        <w:pStyle w:val="Standard"/>
+        <w:pBdr>
+          <w:top w:val="single" w:sz="4" w:space="1" w:color="auto"/>
+          <w:left w:val="single" w:sz="4" w:space="4" w:color="auto"/>
+          <w:bottom w:val="single" w:sz="4" w:space="1" w:color="auto"/>
+          <w:right w:val="single" w:sz="4" w:space="4" w:color="auto"/>
+        </w:pBdr>
+        <w:tabs>
+          <w:tab w:val="left" w:pos="720"/>
+          <w:tab w:val="left" w:pos="1440"/>
+          <w:tab w:val="left" w:pos="2160"/>
+          <w:tab w:val="left" w:pos="2880"/>
+          <w:tab w:val="left" w:pos="3600"/>
+          <w:tab w:val="left" w:pos="4320"/>
+          <w:tab w:val="left" w:pos="5040"/>
+          <w:tab w:val="left" w:pos="5760"/>
+          <w:tab w:val="left" w:pos="6480"/>
+          <w:tab w:val="left" w:pos="7200"/>
+          <w:tab w:val="left" w:pos="7920"/>
+          <w:tab w:val="left" w:pos="8640"/>
+        </w:tabs>
+        <w:ind w:left="2880"/>
+        <w:rPr>
+          <w:rFonts w:ascii="Consolas" w:hAnsi="Consolas"/>
+          <w:color w:val="002060"/>
+        </w:rPr>
+      </w:pPr>
+      <w:r>
+        <w:rPr>
+          <w:rStyle w:val="code"/>
+        </w:rPr>
+        <w:t>Number of rows: 3</w:t>
+      </w:r>
+    </w:p>
+    <w:p>
+      <w:pPr>
+        <w:pStyle w:val="Standard"/>
+        <w:numPr>
+          <w:ilvl w:val="0"/>
+          <w:numId w:val="5"/>
+        </w:numPr>
+        <w:tabs>
+          <w:tab w:val="left" w:pos="720"/>
+          <w:tab w:val="left" w:pos="1440"/>
+          <w:tab w:val="left" w:pos="2160"/>
+          <w:tab w:val="left" w:pos="2880"/>
+          <w:tab w:val="left" w:pos="3600"/>
+          <w:tab w:val="left" w:pos="4320"/>
+          <w:tab w:val="left" w:pos="5040"/>
+          <w:tab w:val="left" w:pos="5760"/>
+          <w:tab w:val="left" w:pos="6480"/>
+          <w:tab w:val="left" w:pos="7200"/>
+          <w:tab w:val="left" w:pos="7920"/>
+          <w:tab w:val="left" w:pos="8640"/>
+        </w:tabs>
+        <w:rPr>
+          <w:sz w:val="22"/>
+          <w:szCs w:val="22"/>
+        </w:rPr>
+      </w:pPr>
+      <w:r>
+        <w:rPr>
+          <w:rFonts w:asciiTheme="minorHAnsi" w:hAnsiTheme="minorHAnsi" w:cstheme="minorHAnsi"/>
+          <w:sz w:val="22"/>
+          <w:szCs w:val="22"/>
+        </w:rPr>
+        <w:t xml:space="preserve">To submit your solution to this assignment, upload </w:t>
+      </w:r>
+      <w:r>
+        <w:rPr>
+          <w:rFonts w:asciiTheme="minorHAnsi" w:hAnsiTheme="minorHAnsi" w:cstheme="minorHAnsi"/>
+          <w:sz w:val="22"/>
+          <w:szCs w:val="22"/>
+        </w:rPr>
+        <w:t xml:space="preserve">a </w:t>
+      </w:r>
+      <w:r>
+        <w:rPr>
+          <w:rFonts w:asciiTheme="minorHAnsi" w:hAnsiTheme="minorHAnsi" w:cstheme="minorHAnsi"/>
+          <w:b/>
+          <w:bCs/>
+          <w:i/>
+          <w:iCs/>
+          <w:sz w:val="22"/>
+          <w:szCs w:val="22"/>
+        </w:rPr>
+        <w:t xml:space="preserve">single source code file </w:t>
+      </w:r>
+      <w:r>
+        <w:rPr>
+          <w:rFonts w:asciiTheme="minorHAnsi" w:hAnsiTheme="minorHAnsi" w:cstheme="minorHAnsi"/>
+          <w:sz w:val="22"/>
+          <w:szCs w:val="22"/>
+        </w:rPr>
+        <w:t>to Moodle</w:t>
+      </w:r>
+      <w:r>
+        <w:rPr>
+          <w:rFonts w:asciiTheme="minorHAnsi" w:hAnsiTheme="minorHAnsi" w:cstheme="minorHAnsi"/>
+          <w:sz w:val="22"/>
+          <w:szCs w:val="22"/>
+        </w:rPr>
+        <w:t xml:space="preserve"> (e.g. </w:t>
+      </w:r>
+      <w:r>
+        <w:rPr>
+          <w:rStyle w:val="code"/>
+        </w:rPr>
+        <w:t>cc4.py</w:t>
+      </w:r>
+      <w:r>
+        <w:rPr>
+          <w:rFonts w:asciiTheme="minorHAnsi" w:hAnsiTheme="minorHAnsi" w:cstheme="minorHAnsi"/>
+          <w:sz w:val="22"/>
+          <w:szCs w:val="22"/>
+        </w:rPr>
+        <w:t xml:space="preserve"> or </w:t>
+      </w:r>
+      <w:r>
+        <w:rPr>
+          <w:rStyle w:val="code"/>
+        </w:rPr>
+        <w:t>cc4.js</w:t>
+      </w:r>
+      <w:r>
+        <w:rPr>
+          <w:rFonts w:asciiTheme="minorHAnsi" w:hAnsiTheme="minorHAnsi" w:cstheme="minorHAnsi"/>
+          <w:sz w:val="22"/>
+          <w:szCs w:val="22"/>
+        </w:rPr>
+        <w:t>)</w:t>
+      </w:r>
+      <w:r>
+        <w:rPr>
+          <w:rFonts w:asciiTheme="minorHAnsi" w:hAnsiTheme="minorHAnsi" w:cstheme="minorHAnsi"/>
+          <w:sz w:val="22"/>
+          <w:szCs w:val="22"/>
+        </w:rPr>
+        <w:t xml:space="preserve">. </w:t>
+      </w:r>
+      <w:r>
+        <w:rPr>
+          <w:rFonts w:asciiTheme="minorHAnsi" w:hAnsiTheme="minorHAnsi" w:cstheme="minorHAnsi"/>
+          <w:sz w:val="22"/>
+          <w:szCs w:val="22"/>
+        </w:rPr>
+        <w:t>Do not submit any other libraries</w:t>
+      </w:r>
+      <w:r>
+        <w:rPr>
+          <w:rFonts w:asciiTheme="minorHAnsi" w:hAnsiTheme="minorHAnsi" w:cstheme="minorHAnsi"/>
+          <w:sz w:val="22"/>
+          <w:szCs w:val="22"/>
+        </w:rPr>
+        <w:t xml:space="preserve"> or configuration files. </w:t>
+      </w:r>
+    </w:p>
+    <w:p>
+      <w:pPr>
+        <w:pStyle w:val="Standard"/>
+        <w:tabs>
+          <w:tab w:val="left" w:pos="720"/>
+          <w:tab w:val="left" w:pos="1440"/>
+          <w:tab w:val="left" w:pos="2160"/>
+          <w:tab w:val="left" w:pos="2880"/>
+          <w:tab w:val="left" w:pos="3600"/>
+          <w:tab w:val="left" w:pos="4320"/>
+          <w:tab w:val="left" w:pos="5040"/>
+          <w:tab w:val="left" w:pos="5760"/>
+          <w:tab w:val="left" w:pos="6480"/>
+          <w:tab w:val="left" w:pos="7200"/>
+          <w:tab w:val="left" w:pos="7920"/>
+          <w:tab w:val="left" w:pos="8640"/>
+        </w:tabs>
+        <w:rPr>
+          <w:rFonts w:ascii="Calibri" w:hAnsi="Calibri" w:cs="Calibri"/>
+          <w:sz w:val="22"/>
+          <w:szCs w:val="22"/>
+        </w:rPr>
+      </w:pPr>
+    </w:p>
+    <w:p>
+      <w:pPr>
+        <w:pStyle w:val="Standard"/>
+        <w:tabs>
+          <w:tab w:val="left" w:pos="720"/>
+          <w:tab w:val="left" w:pos="1440"/>
+          <w:tab w:val="left" w:pos="2160"/>
+          <w:tab w:val="left" w:pos="2880"/>
+          <w:tab w:val="left" w:pos="3600"/>
+          <w:tab w:val="left" w:pos="4320"/>
+          <w:tab w:val="left" w:pos="5040"/>
+          <w:tab w:val="left" w:pos="5760"/>
+          <w:tab w:val="left" w:pos="6480"/>
+          <w:tab w:val="left" w:pos="7200"/>
+          <w:tab w:val="left" w:pos="7920"/>
+          <w:tab w:val="left" w:pos="8640"/>
+        </w:tabs>
+        <w:rPr>
+          <w:rFonts w:ascii="Calibri" w:hAnsi="Calibri" w:cs="Calibri"/>
+          <w:sz w:val="22"/>
+          <w:szCs w:val="22"/>
+        </w:rPr>
+      </w:pPr>
+      <w:r>
+        <w:rPr>
+          <w:rFonts w:ascii="Calibri" w:hAnsi="Calibri" w:cs="Calibri"/>
+          <w:sz w:val="22"/>
+          <w:szCs w:val="22"/>
+        </w:rPr>
+        <w:t>For a small number of bonus points, you</w:t>
+      </w:r>
+      <w:r>
+        <w:rPr>
+          <w:rFonts w:ascii="Calibri" w:hAnsi="Calibri" w:cs="Calibri"/>
+          <w:sz w:val="22"/>
+          <w:szCs w:val="22"/>
+        </w:rPr>
+        <w:t xml:space="preserve"> may submit </w:t>
+      </w:r>
+      <w:r>
+        <w:rPr>
+          <w:rFonts w:ascii="Calibri" w:hAnsi="Calibri" w:cs="Calibri"/>
+          <w:sz w:val="22"/>
+          <w:szCs w:val="22"/>
+        </w:rPr>
+        <w:t xml:space="preserve">multiple solutions to </w:t>
+      </w:r>
+      <w:r>
+        <w:rPr>
+          <w:rFonts w:ascii="Calibri" w:hAnsi="Calibri" w:cs="Calibri"/>
+          <w:sz w:val="22"/>
+          <w:szCs w:val="22"/>
+        </w:rPr>
+        <w:t>the assignment</w:t>
+      </w:r>
+      <w:r>
+        <w:rPr>
+          <w:rFonts w:ascii="Calibri" w:hAnsi="Calibri" w:cs="Calibri"/>
+          <w:sz w:val="22"/>
+          <w:szCs w:val="22"/>
+        </w:rPr>
+        <w:t>,</w:t>
+      </w:r>
+      <w:r>
+        <w:rPr>
+          <w:rFonts w:ascii="Calibri" w:hAnsi="Calibri" w:cs="Calibri"/>
+          <w:sz w:val="22"/>
+          <w:szCs w:val="22"/>
+        </w:rPr>
+        <w:t xml:space="preserve"> in multiple programming languages. If you do that, one of the languages should be Java.</w:t>
+      </w:r>
+    </w:p>
+    <w:p>
+      <w:pPr>
+        <w:pStyle w:val="Standard"/>
+        <w:tabs>
+          <w:tab w:val="left" w:pos="720"/>
+          <w:tab w:val="left" w:pos="1440"/>
+          <w:tab w:val="left" w:pos="2160"/>
+          <w:tab w:val="left" w:pos="2880"/>
+          <w:tab w:val="left" w:pos="3600"/>
+          <w:tab w:val="left" w:pos="4320"/>
+          <w:tab w:val="left" w:pos="5040"/>
+          <w:tab w:val="left" w:pos="5760"/>
+          <w:tab w:val="left" w:pos="6480"/>
+          <w:tab w:val="left" w:pos="7200"/>
+          <w:tab w:val="left" w:pos="7920"/>
+          <w:tab w:val="left" w:pos="8640"/>
+        </w:tabs>
+        <w:rPr>
+          <w:rFonts w:ascii="Calibri" w:hAnsi="Calibri" w:cs="Calibri"/>
+          <w:sz w:val="22"/>
+          <w:szCs w:val="22"/>
+        </w:rPr>
+      </w:pPr>
+    </w:p>
+    <w:p>
+      <w:pPr>
+        <w:pStyle w:val="Standard"/>
+        <w:tabs>
+          <w:tab w:val="left" w:pos="720"/>
+          <w:tab w:val="left" w:pos="1440"/>
+          <w:tab w:val="left" w:pos="2160"/>
+          <w:tab w:val="left" w:pos="2880"/>
+          <w:tab w:val="left" w:pos="3600"/>
+          <w:tab w:val="left" w:pos="4320"/>
+          <w:tab w:val="left" w:pos="5040"/>
+          <w:tab w:val="left" w:pos="5760"/>
+          <w:tab w:val="left" w:pos="6480"/>
+          <w:tab w:val="left" w:pos="7200"/>
+          <w:tab w:val="left" w:pos="7920"/>
+          <w:tab w:val="left" w:pos="8640"/>
+        </w:tabs>
+        <w:rPr>
+          <w:rFonts w:ascii="Calibri" w:hAnsi="Calibri" w:cs="Calibri"/>
           <w:sz w:val="22"/>
           <w:szCs w:val="22"/>
         </w:rPr>
@@ -374,8 +1439,121 @@
 </file>
 
 <file path=word/numbering.xml><?xml version="1.0" encoding="utf-8"?>
-<w:numbering xmlns:wpc="http://schemas.microsoft.com/office/word/2010/wordprocessingCanvas" xmlns:cx="http://schemas.microsoft.com/office/drawing/2014/chartex" xmlns:cx1="http://schemas.microsoft.com/office/drawing/2015/9/8/chartex" xmlns:cx2="http://schemas.microsoft.com/office/drawing/2015/10/21/chartex" xmlns:cx3="http://schemas.microsoft.com/office/drawing/2016/5/9/chartex" xmlns:cx4="http://schemas.microsoft.com/office/drawing/2016/5/10/chartex" xmlns:cx5="http://schemas.microsoft.com/office/drawing/2016/5/11/chartex" xmlns:cx6="http://schemas.microsoft.com/office/drawing/2016/5/12/chartex" xmlns:cx7="http://schemas.microsoft.com/office/drawing/2016/5/13/chartex" xmlns:cx8="http://schemas.microsoft.com/office/drawing/2016/5/14/chartex" xmlns:mc="http://schemas.openxmlformats.org/markup-compatibility/2006" xmlns:aink="http://schemas.microsoft.com/office/drawing/2016/ink" xmlns:am3d="http://schemas.microsoft.com/office/drawing/2017/model3d" xmlns:o="urn:schemas-microsoft-com:office:office" xmlns:r="http://schemas.openxmlformats.org/officeDocument/2006/relationships" xmlns:m="http://schemas.openxmlformats.org/officeDocument/2006/math" xmlns:v="urn:schemas-microsoft-com:vml" xmlns:wp14="http://schemas.microsoft.com/office/word/2010/wordprocessingDrawing" xmlns:wp="http://schemas.openxmlformats.org/drawingml/2006/wordprocessingDrawing" xmlns:w10="urn:schemas-microsoft-com:office:word" xmlns:w="http://schemas.openxmlformats.org/wordprocessingml/2006/main" xmlns:w14="http://schemas.microsoft.com/office/word/2010/wordml" xmlns:w15="http://schemas.microsoft.com/office/word/2012/wordml" xmlns:w16cex="http://schemas.microsoft.com/office/word/2018/wordml/cex" xmlns:w16cid="http://schemas.microsoft.com/office/word/2016/wordml/cid" xmlns:w16="http://schemas.microsoft.com/office/word/2018/wordml" xmlns:w16se="http://schemas.microsoft.com/office/word/2015/wordml/symex" xmlns:wpg="http://schemas.microsoft.com/office/word/2010/wordprocessingGroup" xmlns:wpi="http://schemas.microsoft.com/office/word/2010/wordprocessingInk" xmlns:wne="http://schemas.microsoft.com/office/word/2006/wordml" xmlns:wps="http://schemas.microsoft.com/office/word/2010/wordprocessingShape" mc:Ignorable="w14 w15 w16se w16cid w16 w16cex wp14">
+<w:numbering xmlns:wpc="http://schemas.microsoft.com/office/word/2010/wordprocessingCanvas" xmlns:cx="http://schemas.microsoft.com/office/drawing/2014/chartex" xmlns:cx1="http://schemas.microsoft.com/office/drawing/2015/9/8/chartex" xmlns:cx2="http://schemas.microsoft.com/office/drawing/2015/10/21/chartex" xmlns:cx3="http://schemas.microsoft.com/office/drawing/2016/5/9/chartex" xmlns:cx4="http://schemas.microsoft.com/office/drawing/2016/5/10/chartex" xmlns:cx5="http://schemas.microsoft.com/office/drawing/2016/5/11/chartex" xmlns:cx6="http://schemas.microsoft.com/office/drawing/2016/5/12/chartex" xmlns:cx7="http://schemas.microsoft.com/office/drawing/2016/5/13/chartex" xmlns:cx8="http://schemas.microsoft.com/office/drawing/2016/5/14/chartex" xmlns:mc="http://schemas.openxmlformats.org/markup-compatibility/2006" xmlns:aink="http://schemas.microsoft.com/office/drawing/2016/ink" xmlns:am3d="http://schemas.microsoft.com/office/drawing/2017/model3d" xmlns:o="urn:schemas-microsoft-com:office:office" xmlns:oel="http://schemas.microsoft.com/office/2019/extlst" xmlns:r="http://schemas.openxmlformats.org/officeDocument/2006/relationships" xmlns:m="http://schemas.openxmlformats.org/officeDocument/2006/math" xmlns:v="urn:schemas-microsoft-com:vml" xmlns:wp14="http://schemas.microsoft.com/office/word/2010/wordprocessingDrawing" xmlns:wp="http://schemas.openxmlformats.org/drawingml/2006/wordprocessingDrawing" xmlns:w10="urn:schemas-microsoft-com:office:word" xmlns:w="http://schemas.openxmlformats.org/wordprocessingml/2006/main" xmlns:w14="http://schemas.microsoft.com/office/word/2010/wordml" xmlns:w15="http://schemas.microsoft.com/office/word/2012/wordml" xmlns:w16cex="http://schemas.microsoft.com/office/word/2018/wordml/cex" xmlns:w16cid="http://schemas.microsoft.com/office/word/2016/wordml/cid" xmlns:w16="http://schemas.microsoft.com/office/word/2018/wordml" xmlns:w16sdtdh="http://schemas.microsoft.com/office/word/2020/wordml/sdtdatahash" xmlns:w16se="http://schemas.microsoft.com/office/word/2015/wordml/symex" xmlns:wpg="http://schemas.microsoft.com/office/word/2010/wordprocessingGroup" xmlns:wpi="http://schemas.microsoft.com/office/word/2010/wordprocessingInk" xmlns:wne="http://schemas.microsoft.com/office/word/2006/wordml" xmlns:wps="http://schemas.microsoft.com/office/word/2010/wordprocessingShape" mc:Ignorable="w14 w15 w16se w16cid w16 w16cex w16sdtdh wp14">
   <w:abstractNum w:abstractNumId="0" w15:restartNumberingAfterBreak="0">
+    <w:nsid w:val="106068BF"/>
+    <w:multiLevelType w:val="hybridMultilevel"/>
+    <w:tmpl w:val="8528D5A8"/>
+    <w:lvl w:ilvl="0" w:tplc="04090001">
+      <w:start w:val="1"/>
+      <w:numFmt w:val="bullet"/>
+      <w:lvlText w:val=""/>
+      <w:lvlJc w:val="left"/>
+      <w:pPr>
+        <w:ind w:left="720" w:hanging="360"/>
+      </w:pPr>
+      <w:rPr>
+        <w:rFonts w:ascii="Symbol" w:hAnsi="Symbol" w:hint="default"/>
+      </w:rPr>
+    </w:lvl>
+    <w:lvl w:ilvl="1" w:tplc="04090003" w:tentative="1">
+      <w:start w:val="1"/>
+      <w:numFmt w:val="bullet"/>
+      <w:lvlText w:val="o"/>
+      <w:lvlJc w:val="left"/>
+      <w:pPr>
+        <w:ind w:left="1440" w:hanging="360"/>
+      </w:pPr>
+      <w:rPr>
+        <w:rFonts w:ascii="Courier New" w:hAnsi="Courier New" w:cs="Courier New" w:hint="default"/>
+      </w:rPr>
+    </w:lvl>
+    <w:lvl w:ilvl="2" w:tplc="04090005" w:tentative="1">
+      <w:start w:val="1"/>
+      <w:numFmt w:val="bullet"/>
+      <w:lvlText w:val=""/>
+      <w:lvlJc w:val="left"/>
+      <w:pPr>
+        <w:ind w:left="2160" w:hanging="360"/>
+      </w:pPr>
+      <w:rPr>
+        <w:rFonts w:ascii="Wingdings" w:hAnsi="Wingdings" w:hint="default"/>
+      </w:rPr>
+    </w:lvl>
+    <w:lvl w:ilvl="3" w:tplc="04090001" w:tentative="1">
+      <w:start w:val="1"/>
+      <w:numFmt w:val="bullet"/>
+      <w:lvlText w:val=""/>
+      <w:lvlJc w:val="left"/>
+      <w:pPr>
+        <w:ind w:left="2880" w:hanging="360"/>
+      </w:pPr>
+      <w:rPr>
+        <w:rFonts w:ascii="Symbol" w:hAnsi="Symbol" w:hint="default"/>
+      </w:rPr>
+    </w:lvl>
+    <w:lvl w:ilvl="4" w:tplc="04090003" w:tentative="1">
+      <w:start w:val="1"/>
+      <w:numFmt w:val="bullet"/>
+      <w:lvlText w:val="o"/>
+      <w:lvlJc w:val="left"/>
+      <w:pPr>
+        <w:ind w:left="3600" w:hanging="360"/>
+      </w:pPr>
+      <w:rPr>
+        <w:rFonts w:ascii="Courier New" w:hAnsi="Courier New" w:cs="Courier New" w:hint="default"/>
+      </w:rPr>
+    </w:lvl>
+    <w:lvl w:ilvl="5" w:tplc="04090005" w:tentative="1">
+      <w:start w:val="1"/>
+      <w:numFmt w:val="bullet"/>
+      <w:lvlText w:val=""/>
+      <w:lvlJc w:val="left"/>
+      <w:pPr>
+        <w:ind w:left="4320" w:hanging="360"/>
+      </w:pPr>
+      <w:rPr>
+        <w:rFonts w:ascii="Wingdings" w:hAnsi="Wingdings" w:hint="default"/>
+      </w:rPr>
+    </w:lvl>
+    <w:lvl w:ilvl="6" w:tplc="04090001" w:tentative="1">
+      <w:start w:val="1"/>
+      <w:numFmt w:val="bullet"/>
+      <w:lvlText w:val=""/>
+      <w:lvlJc w:val="left"/>
+      <w:pPr>
+        <w:ind w:left="5040" w:hanging="360"/>
+      </w:pPr>
+      <w:rPr>
+        <w:rFonts w:ascii="Symbol" w:hAnsi="Symbol" w:hint="default"/>
+      </w:rPr>
+    </w:lvl>
+    <w:lvl w:ilvl="7" w:tplc="04090003" w:tentative="1">
+      <w:start w:val="1"/>
+      <w:numFmt w:val="bullet"/>
+      <w:lvlText w:val="o"/>
+      <w:lvlJc w:val="left"/>
+      <w:pPr>
+        <w:ind w:left="5760" w:hanging="360"/>
+      </w:pPr>
+      <w:rPr>
+        <w:rFonts w:ascii="Courier New" w:hAnsi="Courier New" w:cs="Courier New" w:hint="default"/>
+      </w:rPr>
+    </w:lvl>
+    <w:lvl w:ilvl="8" w:tplc="04090005" w:tentative="1">
+      <w:start w:val="1"/>
+      <w:numFmt w:val="bullet"/>
+      <w:lvlText w:val=""/>
+      <w:lvlJc w:val="left"/>
+      <w:pPr>
+        <w:ind w:left="6480" w:hanging="360"/>
+      </w:pPr>
+      <w:rPr>
+        <w:rFonts w:ascii="Wingdings" w:hAnsi="Wingdings" w:hint="default"/>
+      </w:rPr>
+    </w:lvl>
+  </w:abstractNum>
+  <w:abstractNum w:abstractNumId="1" w15:restartNumberingAfterBreak="0">
     <w:nsid w:val="134E4917"/>
     <w:multiLevelType w:val="hybridMultilevel"/>
     <w:tmpl w:val="A6F6D0B2"/>
@@ -488,7 +1666,120 @@
       </w:rPr>
     </w:lvl>
   </w:abstractNum>
-  <w:abstractNum w:abstractNumId="1" w15:restartNumberingAfterBreak="0">
+  <w:abstractNum w:abstractNumId="2" w15:restartNumberingAfterBreak="0">
+    <w:nsid w:val="32257EC1"/>
+    <w:multiLevelType w:val="hybridMultilevel"/>
+    <w:tmpl w:val="6172E144"/>
+    <w:lvl w:ilvl="0" w:tplc="04090001">
+      <w:start w:val="1"/>
+      <w:numFmt w:val="bullet"/>
+      <w:lvlText w:val=""/>
+      <w:lvlJc w:val="left"/>
+      <w:pPr>
+        <w:ind w:left="720" w:hanging="360"/>
+      </w:pPr>
+      <w:rPr>
+        <w:rFonts w:ascii="Symbol" w:hAnsi="Symbol" w:hint="default"/>
+      </w:rPr>
+    </w:lvl>
+    <w:lvl w:ilvl="1" w:tplc="04090003">
+      <w:start w:val="1"/>
+      <w:numFmt w:val="bullet"/>
+      <w:lvlText w:val="o"/>
+      <w:lvlJc w:val="left"/>
+      <w:pPr>
+        <w:ind w:left="1440" w:hanging="360"/>
+      </w:pPr>
+      <w:rPr>
+        <w:rFonts w:ascii="Courier New" w:hAnsi="Courier New" w:cs="Courier New" w:hint="default"/>
+      </w:rPr>
+    </w:lvl>
+    <w:lvl w:ilvl="2" w:tplc="04090005" w:tentative="1">
+      <w:start w:val="1"/>
+      <w:numFmt w:val="bullet"/>
+      <w:lvlText w:val=""/>
+      <w:lvlJc w:val="left"/>
+      <w:pPr>
+        <w:ind w:left="2160" w:hanging="360"/>
+      </w:pPr>
+      <w:rPr>
+        <w:rFonts w:ascii="Wingdings" w:hAnsi="Wingdings" w:hint="default"/>
+      </w:rPr>
+    </w:lvl>
+    <w:lvl w:ilvl="3" w:tplc="04090001" w:tentative="1">
+      <w:start w:val="1"/>
+      <w:numFmt w:val="bullet"/>
+      <w:lvlText w:val=""/>
+      <w:lvlJc w:val="left"/>
+      <w:pPr>
+        <w:ind w:left="2880" w:hanging="360"/>
+      </w:pPr>
+      <w:rPr>
+        <w:rFonts w:ascii="Symbol" w:hAnsi="Symbol" w:hint="default"/>
+      </w:rPr>
+    </w:lvl>
+    <w:lvl w:ilvl="4" w:tplc="04090003" w:tentative="1">
+      <w:start w:val="1"/>
+      <w:numFmt w:val="bullet"/>
+      <w:lvlText w:val="o"/>
+      <w:lvlJc w:val="left"/>
+      <w:pPr>
+        <w:ind w:left="3600" w:hanging="360"/>
+      </w:pPr>
+      <w:rPr>
+        <w:rFonts w:ascii="Courier New" w:hAnsi="Courier New" w:cs="Courier New" w:hint="default"/>
+      </w:rPr>
+    </w:lvl>
+    <w:lvl w:ilvl="5" w:tplc="04090005" w:tentative="1">
+      <w:start w:val="1"/>
+      <w:numFmt w:val="bullet"/>
+      <w:lvlText w:val=""/>
+      <w:lvlJc w:val="left"/>
+      <w:pPr>
+        <w:ind w:left="4320" w:hanging="360"/>
+      </w:pPr>
+      <w:rPr>
+        <w:rFonts w:ascii="Wingdings" w:hAnsi="Wingdings" w:hint="default"/>
+      </w:rPr>
+    </w:lvl>
+    <w:lvl w:ilvl="6" w:tplc="04090001" w:tentative="1">
+      <w:start w:val="1"/>
+      <w:numFmt w:val="bullet"/>
+      <w:lvlText w:val=""/>
+      <w:lvlJc w:val="left"/>
+      <w:pPr>
+        <w:ind w:left="5040" w:hanging="360"/>
+      </w:pPr>
+      <w:rPr>
+        <w:rFonts w:ascii="Symbol" w:hAnsi="Symbol" w:hint="default"/>
+      </w:rPr>
+    </w:lvl>
+    <w:lvl w:ilvl="7" w:tplc="04090003" w:tentative="1">
+      <w:start w:val="1"/>
+      <w:numFmt w:val="bullet"/>
+      <w:lvlText w:val="o"/>
+      <w:lvlJc w:val="left"/>
+      <w:pPr>
+        <w:ind w:left="5760" w:hanging="360"/>
+      </w:pPr>
+      <w:rPr>
+        <w:rFonts w:ascii="Courier New" w:hAnsi="Courier New" w:cs="Courier New" w:hint="default"/>
+      </w:rPr>
+    </w:lvl>
+    <w:lvl w:ilvl="8" w:tplc="04090005" w:tentative="1">
+      <w:start w:val="1"/>
+      <w:numFmt w:val="bullet"/>
+      <w:lvlText w:val=""/>
+      <w:lvlJc w:val="left"/>
+      <w:pPr>
+        <w:ind w:left="6480" w:hanging="360"/>
+      </w:pPr>
+      <w:rPr>
+        <w:rFonts w:ascii="Wingdings" w:hAnsi="Wingdings" w:hint="default"/>
+      </w:rPr>
+    </w:lvl>
+  </w:abstractNum>
+  <w:abstractNum w:abstractNumId="3" w15:restartNumberingAfterBreak="0">
     <w:nsid w:val="5CF2718A"/>
     <w:multiLevelType w:val="hybridMultilevel"/>
     <w:tmpl w:val="22B26EA8"/>
@@ -601,7 +1892,7 @@
       </w:rPr>
     </w:lvl>
   </w:abstractNum>
-  <w:abstractNum w:abstractNumId="2" w15:restartNumberingAfterBreak="0">
+  <w:abstractNum w:abstractNumId="4" w15:restartNumberingAfterBreak="0">
     <w:nsid w:val="64DF1A17"/>
     <w:multiLevelType w:val="hybridMultilevel"/>
     <w:tmpl w:val="1B003068"/>
@@ -714,7 +2005,120 @@
       </w:rPr>
     </w:lvl>
   </w:abstractNum>
-  <w:abstractNum w:abstractNumId="3" w15:restartNumberingAfterBreak="0">
+  <w:abstractNum w:abstractNumId="5" w15:restartNumberingAfterBreak="0">
+    <w:nsid w:val="770956E9"/>
+    <w:multiLevelType w:val="hybridMultilevel"/>
+    <w:tmpl w:val="FBB60DB6"/>
+    <w:lvl w:ilvl="0" w:tplc="04090001">
+      <w:start w:val="1"/>
+      <w:numFmt w:val="bullet"/>
+      <w:lvlText w:val=""/>
+      <w:lvlJc w:val="left"/>
+      <w:pPr>
+        <w:ind w:left="720" w:hanging="360"/>
+      </w:pPr>
+      <w:rPr>
+        <w:rFonts w:ascii="Symbol" w:hAnsi="Symbol" w:hint="default"/>
+      </w:rPr>
+    </w:lvl>
+    <w:lvl w:ilvl="1" w:tplc="04090003" w:tentative="1">
+      <w:start w:val="1"/>
+      <w:numFmt w:val="bullet"/>
+      <w:lvlText w:val="o"/>
+      <w:lvlJc w:val="left"/>
+      <w:pPr>
+        <w:ind w:left="1440" w:hanging="360"/>
+      </w:pPr>
+      <w:rPr>
+        <w:rFonts w:ascii="Courier New" w:hAnsi="Courier New" w:cs="Courier New" w:hint="default"/>
+      </w:rPr>
+    </w:lvl>
+    <w:lvl w:ilvl="2" w:tplc="04090005" w:tentative="1">
+      <w:start w:val="1"/>
+      <w:numFmt w:val="bullet"/>
+      <w:lvlText w:val=""/>
+      <w:lvlJc w:val="left"/>
+      <w:pPr>
+        <w:ind w:left="2160" w:hanging="360"/>
+      </w:pPr>
+      <w:rPr>
+        <w:rFonts w:ascii="Wingdings" w:hAnsi="Wingdings" w:hint="default"/>
+      </w:rPr>
+    </w:lvl>
+    <w:lvl w:ilvl="3" w:tplc="04090001" w:tentative="1">
+      <w:start w:val="1"/>
+      <w:numFmt w:val="bullet"/>
+      <w:lvlText w:val=""/>
+      <w:lvlJc w:val="left"/>
+      <w:pPr>
+        <w:ind w:left="2880" w:hanging="360"/>
+      </w:pPr>
+      <w:rPr>
+        <w:rFonts w:ascii="Symbol" w:hAnsi="Symbol" w:hint="default"/>
+      </w:rPr>
+    </w:lvl>
+    <w:lvl w:ilvl="4" w:tplc="04090003" w:tentative="1">
+      <w:start w:val="1"/>
+      <w:numFmt w:val="bullet"/>
+      <w:lvlText w:val="o"/>
+      <w:lvlJc w:val="left"/>
+      <w:pPr>
+        <w:ind w:left="3600" w:hanging="360"/>
+      </w:pPr>
+      <w:rPr>
+        <w:rFonts w:ascii="Courier New" w:hAnsi="Courier New" w:cs="Courier New" w:hint="default"/>
+      </w:rPr>
+    </w:lvl>
+    <w:lvl w:ilvl="5" w:tplc="04090005" w:tentative="1">
+      <w:start w:val="1"/>
+      <w:numFmt w:val="bullet"/>
+      <w:lvlText w:val=""/>
+      <w:lvlJc w:val="left"/>
+      <w:pPr>
+        <w:ind w:left="4320" w:hanging="360"/>
+      </w:pPr>
+      <w:rPr>
+        <w:rFonts w:ascii="Wingdings" w:hAnsi="Wingdings" w:hint="default"/>
+      </w:rPr>
+    </w:lvl>
+    <w:lvl w:ilvl="6" w:tplc="04090001" w:tentative="1">
+      <w:start w:val="1"/>
+      <w:numFmt w:val="bullet"/>
+      <w:lvlText w:val=""/>
+      <w:lvlJc w:val="left"/>
+      <w:pPr>
+        <w:ind w:left="5040" w:hanging="360"/>
+      </w:pPr>
+      <w:rPr>
+        <w:rFonts w:ascii="Symbol" w:hAnsi="Symbol" w:hint="default"/>
+      </w:rPr>
+    </w:lvl>
+    <w:lvl w:ilvl="7" w:tplc="04090003" w:tentative="1">
+      <w:start w:val="1"/>
+      <w:numFmt w:val="bullet"/>
+      <w:lvlText w:val="o"/>
+      <w:lvlJc w:val="left"/>
+      <w:pPr>
+        <w:ind w:left="5760" w:hanging="360"/>
+      </w:pPr>
+      <w:rPr>
+        <w:rFonts w:ascii="Courier New" w:hAnsi="Courier New" w:cs="Courier New" w:hint="default"/>
+      </w:rPr>
+    </w:lvl>
+    <w:lvl w:ilvl="8" w:tplc="04090005" w:tentative="1">
+      <w:start w:val="1"/>
+      <w:numFmt w:val="bullet"/>
+      <w:lvlText w:val=""/>
+      <w:lvlJc w:val="left"/>
+      <w:pPr>
+        <w:ind w:left="6480" w:hanging="360"/>
+      </w:pPr>
+      <w:rPr>
+        <w:rFonts w:ascii="Wingdings" w:hAnsi="Wingdings" w:hint="default"/>
+      </w:rPr>
+    </w:lvl>
+  </w:abstractNum>
+  <w:abstractNum w:abstractNumId="6" w15:restartNumberingAfterBreak="0">
     <w:nsid w:val="79050EE7"/>
     <w:multiLevelType w:val="hybridMultilevel"/>
     <w:tmpl w:val="F2CACA96"/>
@@ -827,23 +2231,32 @@
       </w:rPr>
     </w:lvl>
   </w:abstractNum>
-  <w:num w:numId="1">
+  <w:num w:numId="1" w16cid:durableId="1841039693">
+    <w:abstractNumId w:val="6"/>
+  </w:num>
+  <w:num w:numId="2" w16cid:durableId="1794909470">
+    <w:abstractNumId w:val="4"/>
+  </w:num>
+  <w:num w:numId="3" w16cid:durableId="639505316">
     <w:abstractNumId w:val="3"/>
   </w:num>
-  <w:num w:numId="2">
+  <w:num w:numId="4" w16cid:durableId="268120667">
+    <w:abstractNumId w:val="1"/>
+  </w:num>
+  <w:num w:numId="5" w16cid:durableId="1506819783">
+    <w:abstractNumId w:val="5"/>
+  </w:num>
+  <w:num w:numId="6" w16cid:durableId="479079521">
     <w:abstractNumId w:val="2"/>
   </w:num>
-  <w:num w:numId="3">
-    <w:abstractNumId w:val="1"/>
-  </w:num>
-  <w:num w:numId="4">
+  <w:num w:numId="7" w16cid:durableId="1099714795">
     <w:abstractNumId w:val="0"/>
   </w:num>
 </w:numbering>
 </file>
 
 <file path=word/styles.xml><?xml version="1.0" encoding="utf-8"?>
-<w:styles xmlns:mc="http://schemas.openxmlformats.org/markup-compatibility/2006" xmlns:r="http://schemas.openxmlformats.org/officeDocument/2006/relationships" xmlns:w="http://schemas.openxmlformats.org/wordprocessingml/2006/main" xmlns:w14="http://schemas.microsoft.com/office/word/2010/wordml" xmlns:w15="http://schemas.microsoft.com/office/word/2012/wordml" xmlns:w16cex="http://schemas.microsoft.com/office/word/2018/wordml/cex" xmlns:w16cid="http://schemas.microsoft.com/office/word/2016/wordml/cid" xmlns:w16="http://schemas.microsoft.com/office/word/2018/wordml" xmlns:w16se="http://schemas.microsoft.com/office/word/2015/wordml/symex" mc:Ignorable="w14 w15 w16se w16cid w16 w16cex">
+<w:styles xmlns:mc="http://schemas.openxmlformats.org/markup-compatibility/2006" xmlns:r="http://schemas.openxmlformats.org/officeDocument/2006/relationships" xmlns:w="http://schemas.openxmlformats.org/wordprocessingml/2006/main" xmlns:w14="http://schemas.microsoft.com/office/word/2010/wordml" xmlns:w15="http://schemas.microsoft.com/office/word/2012/wordml" xmlns:w16cex="http://schemas.microsoft.com/office/word/2018/wordml/cex" xmlns:w16cid="http://schemas.microsoft.com/office/word/2016/wordml/cid" xmlns:w16="http://schemas.microsoft.com/office/word/2018/wordml" xmlns:w16sdtdh="http://schemas.microsoft.com/office/word/2020/wordml/sdtdatahash" xmlns:w16se="http://schemas.microsoft.com/office/word/2015/wordml/symex" mc:Ignorable="w14 w15 w16se w16cid w16 w16cex w16sdtdh">
   <w:docDefaults>
     <w:rPrDefault>
       <w:rPr>

--- a/hw/CC4.docx
+++ b/hw/CC4.docx
@@ -222,79 +222,15 @@
           <w:sz w:val="22"/>
           <w:szCs w:val="22"/>
         </w:rPr>
-        <w:t xml:space="preserve">computer program, using your choice of programming language. </w:t>
-      </w:r>
-      <w:r>
-        <w:rPr>
-          <w:rFonts w:asciiTheme="minorHAnsi" w:hAnsiTheme="minorHAnsi" w:cstheme="minorHAnsi"/>
-          <w:sz w:val="22"/>
-          <w:szCs w:val="22"/>
-        </w:rPr>
-        <w:t xml:space="preserve"> </w:t>
-      </w:r>
-      <w:r>
-        <w:rPr>
-          <w:rFonts w:asciiTheme="minorHAnsi" w:hAnsiTheme="minorHAnsi" w:cstheme="minorHAnsi"/>
-          <w:sz w:val="22"/>
-          <w:szCs w:val="22"/>
-        </w:rPr>
-        <w:t>Since Java is the core programming language for the Dickinson curriculum, some extra support is provided for completing the assignment in Java.</w:t>
-      </w:r>
-    </w:p>
-    <w:p>
-      <w:pPr>
-        <w:pStyle w:val="Standard"/>
-        <w:tabs>
-          <w:tab w:val="left" w:pos="720"/>
-          <w:tab w:val="left" w:pos="1440"/>
-          <w:tab w:val="left" w:pos="2160"/>
-          <w:tab w:val="left" w:pos="2880"/>
-          <w:tab w:val="left" w:pos="3600"/>
-          <w:tab w:val="left" w:pos="4320"/>
-          <w:tab w:val="left" w:pos="5040"/>
-          <w:tab w:val="left" w:pos="5760"/>
-          <w:tab w:val="left" w:pos="6480"/>
-          <w:tab w:val="left" w:pos="7200"/>
-          <w:tab w:val="left" w:pos="7920"/>
-          <w:tab w:val="left" w:pos="8640"/>
-        </w:tabs>
-        <w:rPr>
-          <w:rFonts w:asciiTheme="minorHAnsi" w:hAnsiTheme="minorHAnsi" w:cstheme="minorHAnsi"/>
-          <w:sz w:val="22"/>
-          <w:szCs w:val="22"/>
-        </w:rPr>
-      </w:pPr>
-    </w:p>
-    <w:p>
-      <w:pPr>
-        <w:pStyle w:val="Standard"/>
-        <w:tabs>
-          <w:tab w:val="left" w:pos="720"/>
-          <w:tab w:val="left" w:pos="1440"/>
-          <w:tab w:val="left" w:pos="2160"/>
-          <w:tab w:val="left" w:pos="2880"/>
-          <w:tab w:val="left" w:pos="3600"/>
-          <w:tab w:val="left" w:pos="4320"/>
-          <w:tab w:val="left" w:pos="5040"/>
-          <w:tab w:val="left" w:pos="5760"/>
-          <w:tab w:val="left" w:pos="6480"/>
-          <w:tab w:val="left" w:pos="7200"/>
-          <w:tab w:val="left" w:pos="7920"/>
-          <w:tab w:val="left" w:pos="8640"/>
-        </w:tabs>
-        <w:rPr>
-          <w:rFonts w:asciiTheme="minorHAnsi" w:hAnsiTheme="minorHAnsi" w:cstheme="minorHAnsi"/>
-          <w:sz w:val="22"/>
-          <w:szCs w:val="22"/>
-        </w:rPr>
-      </w:pPr>
-      <w:r>
-        <w:rPr>
-          <w:rFonts w:asciiTheme="minorHAnsi" w:hAnsiTheme="minorHAnsi" w:cstheme="minorHAnsi"/>
-          <w:sz w:val="22"/>
-          <w:szCs w:val="22"/>
-        </w:rPr>
-        <w:t>If you are using Java</w:t>
+        <w:t xml:space="preserve">computer program, using </w:t>
+      </w:r>
+      <w:r>
+        <w:rPr>
+          <w:rFonts w:asciiTheme="minorHAnsi" w:hAnsiTheme="minorHAnsi" w:cstheme="minorHAnsi"/>
+          <w:sz w:val="22"/>
+          <w:szCs w:val="22"/>
+        </w:rPr>
+        <w:t>Java</w:t>
       </w:r>
       <w:r>
         <w:rPr>
@@ -310,7 +246,15 @@
           <w:sz w:val="22"/>
           <w:szCs w:val="22"/>
         </w:rPr>
-        <w:t>:</w:t>
+        <w:t xml:space="preserve">. </w:t>
+      </w:r>
+      <w:r>
+        <w:rPr>
+          <w:rFonts w:asciiTheme="minorHAnsi" w:hAnsiTheme="minorHAnsi" w:cstheme="minorHAnsi"/>
+          <w:sz w:val="22"/>
+          <w:szCs w:val="22"/>
+        </w:rPr>
+        <w:t>Specific instructions:</w:t>
       </w:r>
     </w:p>
     <w:p>
@@ -598,7 +542,7 @@
           <w:tab w:val="left" w:pos="8640"/>
         </w:tabs>
         <w:rPr>
-          <w:rFonts w:asciiTheme="minorHAnsi" w:hAnsiTheme="minorHAnsi" w:cstheme="minorHAnsi"/>
+          <w:rFonts w:ascii="Calibri" w:hAnsi="Calibri" w:cs="Calibri"/>
           <w:sz w:val="22"/>
           <w:szCs w:val="22"/>
         </w:rPr>
@@ -622,686 +566,26 @@
           <w:tab w:val="left" w:pos="8640"/>
         </w:tabs>
         <w:rPr>
-          <w:rFonts w:asciiTheme="minorHAnsi" w:hAnsiTheme="minorHAnsi" w:cstheme="minorHAnsi"/>
-          <w:sz w:val="22"/>
-          <w:szCs w:val="22"/>
-        </w:rPr>
-      </w:pPr>
-      <w:r>
-        <w:rPr>
-          <w:rFonts w:asciiTheme="minorHAnsi" w:hAnsiTheme="minorHAnsi" w:cstheme="minorHAnsi"/>
-          <w:sz w:val="22"/>
-          <w:szCs w:val="22"/>
-        </w:rPr>
-        <w:t>If you are using a programming language other than Java:</w:t>
-      </w:r>
-    </w:p>
-    <w:p>
-      <w:pPr>
-        <w:pStyle w:val="Standard"/>
-        <w:numPr>
-          <w:ilvl w:val="0"/>
-          <w:numId w:val="7"/>
-        </w:numPr>
-        <w:tabs>
-          <w:tab w:val="left" w:pos="720"/>
-          <w:tab w:val="left" w:pos="1440"/>
-          <w:tab w:val="left" w:pos="2160"/>
-          <w:tab w:val="left" w:pos="2880"/>
-          <w:tab w:val="left" w:pos="3600"/>
-          <w:tab w:val="left" w:pos="4320"/>
-          <w:tab w:val="left" w:pos="5040"/>
-          <w:tab w:val="left" w:pos="5760"/>
-          <w:tab w:val="left" w:pos="6480"/>
-          <w:tab w:val="left" w:pos="7200"/>
-          <w:tab w:val="left" w:pos="7920"/>
-          <w:tab w:val="left" w:pos="8640"/>
-        </w:tabs>
-        <w:rPr>
-          <w:rFonts w:asciiTheme="minorHAnsi" w:hAnsiTheme="minorHAnsi" w:cstheme="minorHAnsi"/>
-          <w:sz w:val="22"/>
-          <w:szCs w:val="22"/>
-        </w:rPr>
-      </w:pPr>
-      <w:r>
-        <w:rPr>
-          <w:rFonts w:asciiTheme="minorHAnsi" w:hAnsiTheme="minorHAnsi" w:cstheme="minorHAnsi"/>
-          <w:sz w:val="22"/>
-          <w:szCs w:val="22"/>
-        </w:rPr>
-        <w:t xml:space="preserve">The output of your program should be </w:t>
-      </w:r>
-      <w:r>
-        <w:rPr>
-          <w:rFonts w:asciiTheme="minorHAnsi" w:hAnsiTheme="minorHAnsi" w:cstheme="minorHAnsi"/>
-          <w:sz w:val="22"/>
-          <w:szCs w:val="22"/>
-        </w:rPr>
-        <w:t xml:space="preserve">formatted similarly to the following example </w:t>
-      </w:r>
-      <w:r>
-        <w:rPr>
-          <w:rFonts w:asciiTheme="minorHAnsi" w:hAnsiTheme="minorHAnsi" w:cstheme="minorHAnsi"/>
-          <w:sz w:val="22"/>
-          <w:szCs w:val="22"/>
-        </w:rPr>
-        <w:t>based on</w:t>
-      </w:r>
-      <w:r>
-        <w:rPr>
-          <w:rFonts w:asciiTheme="minorHAnsi" w:hAnsiTheme="minorHAnsi" w:cstheme="minorHAnsi"/>
-          <w:sz w:val="22"/>
-          <w:szCs w:val="22"/>
-        </w:rPr>
-        <w:t xml:space="preserve"> exercise 7.9E. </w:t>
-      </w:r>
-      <w:r>
-        <w:rPr>
-          <w:rFonts w:asciiTheme="minorHAnsi" w:hAnsiTheme="minorHAnsi" w:cstheme="minorHAnsi"/>
-          <w:sz w:val="22"/>
-          <w:szCs w:val="22"/>
-        </w:rPr>
-        <w:t xml:space="preserve">The formatting does not need to be </w:t>
-      </w:r>
-      <w:proofErr w:type="gramStart"/>
-      <w:r>
-        <w:rPr>
-          <w:rFonts w:asciiTheme="minorHAnsi" w:hAnsiTheme="minorHAnsi" w:cstheme="minorHAnsi"/>
-          <w:sz w:val="22"/>
-          <w:szCs w:val="22"/>
-        </w:rPr>
-        <w:t>exactly the same</w:t>
-      </w:r>
-      <w:proofErr w:type="gramEnd"/>
-      <w:r>
-        <w:rPr>
-          <w:rFonts w:asciiTheme="minorHAnsi" w:hAnsiTheme="minorHAnsi" w:cstheme="minorHAnsi"/>
-          <w:sz w:val="22"/>
-          <w:szCs w:val="22"/>
-        </w:rPr>
-        <w:t>, but the question number, query, and list of results should be clearly visible. Example:</w:t>
-      </w:r>
-    </w:p>
-    <w:p>
-      <w:pPr>
-        <w:pStyle w:val="Standard"/>
-        <w:pBdr>
-          <w:top w:val="single" w:sz="4" w:space="1" w:color="auto"/>
-          <w:left w:val="single" w:sz="4" w:space="4" w:color="auto"/>
-          <w:bottom w:val="single" w:sz="4" w:space="1" w:color="auto"/>
-          <w:right w:val="single" w:sz="4" w:space="4" w:color="auto"/>
-        </w:pBdr>
-        <w:tabs>
-          <w:tab w:val="left" w:pos="720"/>
-          <w:tab w:val="left" w:pos="1440"/>
-          <w:tab w:val="left" w:pos="2160"/>
-          <w:tab w:val="left" w:pos="2880"/>
-          <w:tab w:val="left" w:pos="3600"/>
-          <w:tab w:val="left" w:pos="4320"/>
-          <w:tab w:val="left" w:pos="5040"/>
-          <w:tab w:val="left" w:pos="5760"/>
-          <w:tab w:val="left" w:pos="6480"/>
-          <w:tab w:val="left" w:pos="7200"/>
-          <w:tab w:val="left" w:pos="7920"/>
-          <w:tab w:val="left" w:pos="8640"/>
-        </w:tabs>
-        <w:ind w:left="2880"/>
-        <w:rPr>
-          <w:rStyle w:val="code"/>
-        </w:rPr>
-      </w:pPr>
-      <w:r>
-        <w:rPr>
-          <w:rStyle w:val="code"/>
-        </w:rPr>
-        <w:t>////////////////////////////////</w:t>
-      </w:r>
-    </w:p>
-    <w:p>
-      <w:pPr>
-        <w:pStyle w:val="Standard"/>
-        <w:pBdr>
-          <w:top w:val="single" w:sz="4" w:space="1" w:color="auto"/>
-          <w:left w:val="single" w:sz="4" w:space="4" w:color="auto"/>
-          <w:bottom w:val="single" w:sz="4" w:space="1" w:color="auto"/>
-          <w:right w:val="single" w:sz="4" w:space="4" w:color="auto"/>
-        </w:pBdr>
-        <w:tabs>
-          <w:tab w:val="left" w:pos="720"/>
-          <w:tab w:val="left" w:pos="1440"/>
-          <w:tab w:val="left" w:pos="2160"/>
-          <w:tab w:val="left" w:pos="2880"/>
-          <w:tab w:val="left" w:pos="3600"/>
-          <w:tab w:val="left" w:pos="4320"/>
-          <w:tab w:val="left" w:pos="5040"/>
-          <w:tab w:val="left" w:pos="5760"/>
-          <w:tab w:val="left" w:pos="6480"/>
-          <w:tab w:val="left" w:pos="7200"/>
-          <w:tab w:val="left" w:pos="7920"/>
-          <w:tab w:val="left" w:pos="8640"/>
-        </w:tabs>
-        <w:ind w:left="2880"/>
-        <w:rPr>
-          <w:rStyle w:val="code"/>
-        </w:rPr>
-      </w:pPr>
-      <w:r>
-        <w:rPr>
-          <w:rStyle w:val="code"/>
-        </w:rPr>
-        <w:t>//////////// Question 7.9E  ////</w:t>
-      </w:r>
-    </w:p>
-    <w:p>
-      <w:pPr>
-        <w:pStyle w:val="Standard"/>
-        <w:pBdr>
-          <w:top w:val="single" w:sz="4" w:space="1" w:color="auto"/>
-          <w:left w:val="single" w:sz="4" w:space="4" w:color="auto"/>
-          <w:bottom w:val="single" w:sz="4" w:space="1" w:color="auto"/>
-          <w:right w:val="single" w:sz="4" w:space="4" w:color="auto"/>
-        </w:pBdr>
-        <w:tabs>
-          <w:tab w:val="left" w:pos="720"/>
-          <w:tab w:val="left" w:pos="1440"/>
-          <w:tab w:val="left" w:pos="2160"/>
-          <w:tab w:val="left" w:pos="2880"/>
-          <w:tab w:val="left" w:pos="3600"/>
-          <w:tab w:val="left" w:pos="4320"/>
-          <w:tab w:val="left" w:pos="5040"/>
-          <w:tab w:val="left" w:pos="5760"/>
-          <w:tab w:val="left" w:pos="6480"/>
-          <w:tab w:val="left" w:pos="7200"/>
-          <w:tab w:val="left" w:pos="7920"/>
-          <w:tab w:val="left" w:pos="8640"/>
-        </w:tabs>
-        <w:ind w:left="2880"/>
-        <w:rPr>
-          <w:rStyle w:val="code"/>
-        </w:rPr>
-      </w:pPr>
-      <w:r>
-        <w:rPr>
-          <w:rStyle w:val="code"/>
-        </w:rPr>
-        <w:t>////////////////////////////////</w:t>
-      </w:r>
-    </w:p>
-    <w:p>
-      <w:pPr>
-        <w:pStyle w:val="Standard"/>
-        <w:pBdr>
-          <w:top w:val="single" w:sz="4" w:space="1" w:color="auto"/>
-          <w:left w:val="single" w:sz="4" w:space="4" w:color="auto"/>
-          <w:bottom w:val="single" w:sz="4" w:space="1" w:color="auto"/>
-          <w:right w:val="single" w:sz="4" w:space="4" w:color="auto"/>
-        </w:pBdr>
-        <w:tabs>
-          <w:tab w:val="left" w:pos="720"/>
-          <w:tab w:val="left" w:pos="1440"/>
-          <w:tab w:val="left" w:pos="2160"/>
-          <w:tab w:val="left" w:pos="2880"/>
-          <w:tab w:val="left" w:pos="3600"/>
-          <w:tab w:val="left" w:pos="4320"/>
-          <w:tab w:val="left" w:pos="5040"/>
-          <w:tab w:val="left" w:pos="5760"/>
-          <w:tab w:val="left" w:pos="6480"/>
-          <w:tab w:val="left" w:pos="7200"/>
-          <w:tab w:val="left" w:pos="7920"/>
-          <w:tab w:val="left" w:pos="8640"/>
-        </w:tabs>
-        <w:ind w:left="2880"/>
-        <w:rPr>
-          <w:rStyle w:val="code"/>
-        </w:rPr>
-      </w:pPr>
-      <w:r>
-        <w:rPr>
-          <w:rStyle w:val="code"/>
-        </w:rPr>
-        <w:t xml:space="preserve">Executed the query "SELECT </w:t>
-      </w:r>
-      <w:proofErr w:type="spellStart"/>
-      <w:r>
-        <w:rPr>
-          <w:rStyle w:val="code"/>
-        </w:rPr>
-        <w:t>s.SUPNAME</w:t>
-      </w:r>
-      <w:proofErr w:type="spellEnd"/>
-      <w:r>
-        <w:rPr>
-          <w:rStyle w:val="code"/>
-        </w:rPr>
-        <w:t xml:space="preserve">, </w:t>
-      </w:r>
-      <w:proofErr w:type="spellStart"/>
-      <w:r>
-        <w:rPr>
-          <w:rStyle w:val="code"/>
-        </w:rPr>
-        <w:t>s.SUPNR</w:t>
-      </w:r>
-      <w:proofErr w:type="spellEnd"/>
-      <w:r>
-        <w:rPr>
-          <w:rStyle w:val="code"/>
-        </w:rPr>
-        <w:t xml:space="preserve"> FROM supplier s W..."</w:t>
-      </w:r>
-    </w:p>
-    <w:p>
-      <w:pPr>
-        <w:pStyle w:val="Standard"/>
-        <w:pBdr>
-          <w:top w:val="single" w:sz="4" w:space="1" w:color="auto"/>
-          <w:left w:val="single" w:sz="4" w:space="4" w:color="auto"/>
-          <w:bottom w:val="single" w:sz="4" w:space="1" w:color="auto"/>
-          <w:right w:val="single" w:sz="4" w:space="4" w:color="auto"/>
-        </w:pBdr>
-        <w:tabs>
-          <w:tab w:val="left" w:pos="720"/>
-          <w:tab w:val="left" w:pos="1440"/>
-          <w:tab w:val="left" w:pos="2160"/>
-          <w:tab w:val="left" w:pos="2880"/>
-          <w:tab w:val="left" w:pos="3600"/>
-          <w:tab w:val="left" w:pos="4320"/>
-          <w:tab w:val="left" w:pos="5040"/>
-          <w:tab w:val="left" w:pos="5760"/>
-          <w:tab w:val="left" w:pos="6480"/>
-          <w:tab w:val="left" w:pos="7200"/>
-          <w:tab w:val="left" w:pos="7920"/>
-          <w:tab w:val="left" w:pos="8640"/>
-        </w:tabs>
-        <w:ind w:left="2880"/>
-        <w:rPr>
-          <w:rStyle w:val="code"/>
-        </w:rPr>
-      </w:pPr>
-      <w:r>
-        <w:rPr>
-          <w:rStyle w:val="code"/>
-        </w:rPr>
-        <w:t>Result set:</w:t>
-      </w:r>
-    </w:p>
-    <w:p>
-      <w:pPr>
-        <w:pStyle w:val="Standard"/>
-        <w:pBdr>
-          <w:top w:val="single" w:sz="4" w:space="1" w:color="auto"/>
-          <w:left w:val="single" w:sz="4" w:space="4" w:color="auto"/>
-          <w:bottom w:val="single" w:sz="4" w:space="1" w:color="auto"/>
-          <w:right w:val="single" w:sz="4" w:space="4" w:color="auto"/>
-        </w:pBdr>
-        <w:tabs>
-          <w:tab w:val="left" w:pos="720"/>
-          <w:tab w:val="left" w:pos="1440"/>
-          <w:tab w:val="left" w:pos="2160"/>
-          <w:tab w:val="left" w:pos="2880"/>
-          <w:tab w:val="left" w:pos="3600"/>
-          <w:tab w:val="left" w:pos="4320"/>
-          <w:tab w:val="left" w:pos="5040"/>
-          <w:tab w:val="left" w:pos="5760"/>
-          <w:tab w:val="left" w:pos="6480"/>
-          <w:tab w:val="left" w:pos="7200"/>
-          <w:tab w:val="left" w:pos="7920"/>
-          <w:tab w:val="left" w:pos="8640"/>
-        </w:tabs>
-        <w:ind w:left="2880"/>
-        <w:rPr>
-          <w:rStyle w:val="code"/>
-        </w:rPr>
-      </w:pPr>
-      <w:proofErr w:type="spellStart"/>
-      <w:r>
-        <w:rPr>
-          <w:rStyle w:val="code"/>
-        </w:rPr>
-        <w:t>supname</w:t>
-      </w:r>
-      <w:proofErr w:type="spellEnd"/>
-      <w:r>
-        <w:rPr>
-          <w:rStyle w:val="code"/>
-        </w:rPr>
-        <w:t xml:space="preserve"> | </w:t>
-      </w:r>
-      <w:proofErr w:type="spellStart"/>
-      <w:r>
-        <w:rPr>
-          <w:rStyle w:val="code"/>
-        </w:rPr>
-        <w:t>supnr</w:t>
-      </w:r>
-      <w:proofErr w:type="spellEnd"/>
-    </w:p>
-    <w:p>
-      <w:pPr>
-        <w:pStyle w:val="Standard"/>
-        <w:pBdr>
-          <w:top w:val="single" w:sz="4" w:space="1" w:color="auto"/>
-          <w:left w:val="single" w:sz="4" w:space="4" w:color="auto"/>
-          <w:bottom w:val="single" w:sz="4" w:space="1" w:color="auto"/>
-          <w:right w:val="single" w:sz="4" w:space="4" w:color="auto"/>
-        </w:pBdr>
-        <w:tabs>
-          <w:tab w:val="left" w:pos="720"/>
-          <w:tab w:val="left" w:pos="1440"/>
-          <w:tab w:val="left" w:pos="2160"/>
-          <w:tab w:val="left" w:pos="2880"/>
-          <w:tab w:val="left" w:pos="3600"/>
-          <w:tab w:val="left" w:pos="4320"/>
-          <w:tab w:val="left" w:pos="5040"/>
-          <w:tab w:val="left" w:pos="5760"/>
-          <w:tab w:val="left" w:pos="6480"/>
-          <w:tab w:val="left" w:pos="7200"/>
-          <w:tab w:val="left" w:pos="7920"/>
-          <w:tab w:val="left" w:pos="8640"/>
-        </w:tabs>
-        <w:ind w:left="2880"/>
-        <w:rPr>
-          <w:rStyle w:val="code"/>
-        </w:rPr>
-      </w:pPr>
-      <w:proofErr w:type="spellStart"/>
-      <w:r>
-        <w:rPr>
-          <w:rStyle w:val="code"/>
-        </w:rPr>
-        <w:t>Deliwines</w:t>
-      </w:r>
-      <w:proofErr w:type="spellEnd"/>
-      <w:r>
-        <w:rPr>
-          <w:rStyle w:val="code"/>
-        </w:rPr>
-        <w:t xml:space="preserve"> | 21</w:t>
-      </w:r>
-    </w:p>
-    <w:p>
-      <w:pPr>
-        <w:pStyle w:val="Standard"/>
-        <w:pBdr>
-          <w:top w:val="single" w:sz="4" w:space="1" w:color="auto"/>
-          <w:left w:val="single" w:sz="4" w:space="4" w:color="auto"/>
-          <w:bottom w:val="single" w:sz="4" w:space="1" w:color="auto"/>
-          <w:right w:val="single" w:sz="4" w:space="4" w:color="auto"/>
-        </w:pBdr>
-        <w:tabs>
-          <w:tab w:val="left" w:pos="720"/>
-          <w:tab w:val="left" w:pos="1440"/>
-          <w:tab w:val="left" w:pos="2160"/>
-          <w:tab w:val="left" w:pos="2880"/>
-          <w:tab w:val="left" w:pos="3600"/>
-          <w:tab w:val="left" w:pos="4320"/>
-          <w:tab w:val="left" w:pos="5040"/>
-          <w:tab w:val="left" w:pos="5760"/>
-          <w:tab w:val="left" w:pos="6480"/>
-          <w:tab w:val="left" w:pos="7200"/>
-          <w:tab w:val="left" w:pos="7920"/>
-          <w:tab w:val="left" w:pos="8640"/>
-        </w:tabs>
-        <w:ind w:left="2880"/>
-        <w:rPr>
-          <w:rStyle w:val="code"/>
-        </w:rPr>
-      </w:pPr>
-      <w:r>
-        <w:rPr>
-          <w:rStyle w:val="code"/>
-        </w:rPr>
-        <w:t>Spirits &amp; co. | 52</w:t>
-      </w:r>
-    </w:p>
-    <w:p>
-      <w:pPr>
-        <w:pStyle w:val="Standard"/>
-        <w:pBdr>
-          <w:top w:val="single" w:sz="4" w:space="1" w:color="auto"/>
-          <w:left w:val="single" w:sz="4" w:space="4" w:color="auto"/>
-          <w:bottom w:val="single" w:sz="4" w:space="1" w:color="auto"/>
-          <w:right w:val="single" w:sz="4" w:space="4" w:color="auto"/>
-        </w:pBdr>
-        <w:tabs>
-          <w:tab w:val="left" w:pos="720"/>
-          <w:tab w:val="left" w:pos="1440"/>
-          <w:tab w:val="left" w:pos="2160"/>
-          <w:tab w:val="left" w:pos="2880"/>
-          <w:tab w:val="left" w:pos="3600"/>
-          <w:tab w:val="left" w:pos="4320"/>
-          <w:tab w:val="left" w:pos="5040"/>
-          <w:tab w:val="left" w:pos="5760"/>
-          <w:tab w:val="left" w:pos="6480"/>
-          <w:tab w:val="left" w:pos="7200"/>
-          <w:tab w:val="left" w:pos="7920"/>
-          <w:tab w:val="left" w:pos="8640"/>
-        </w:tabs>
-        <w:ind w:left="2880"/>
-        <w:rPr>
-          <w:rStyle w:val="code"/>
-        </w:rPr>
-      </w:pPr>
-      <w:r>
-        <w:rPr>
-          <w:rStyle w:val="code"/>
-        </w:rPr>
-        <w:t>Wine Trade Logistics | 84</w:t>
-      </w:r>
-    </w:p>
-    <w:p>
-      <w:pPr>
-        <w:pStyle w:val="Standard"/>
-        <w:pBdr>
-          <w:top w:val="single" w:sz="4" w:space="1" w:color="auto"/>
-          <w:left w:val="single" w:sz="4" w:space="4" w:color="auto"/>
-          <w:bottom w:val="single" w:sz="4" w:space="1" w:color="auto"/>
-          <w:right w:val="single" w:sz="4" w:space="4" w:color="auto"/>
-        </w:pBdr>
-        <w:tabs>
-          <w:tab w:val="left" w:pos="720"/>
-          <w:tab w:val="left" w:pos="1440"/>
-          <w:tab w:val="left" w:pos="2160"/>
-          <w:tab w:val="left" w:pos="2880"/>
-          <w:tab w:val="left" w:pos="3600"/>
-          <w:tab w:val="left" w:pos="4320"/>
-          <w:tab w:val="left" w:pos="5040"/>
-          <w:tab w:val="left" w:pos="5760"/>
-          <w:tab w:val="left" w:pos="6480"/>
-          <w:tab w:val="left" w:pos="7200"/>
-          <w:tab w:val="left" w:pos="7920"/>
-          <w:tab w:val="left" w:pos="8640"/>
-        </w:tabs>
-        <w:ind w:left="2880"/>
-        <w:rPr>
-          <w:rFonts w:ascii="Consolas" w:hAnsi="Consolas"/>
-          <w:color w:val="002060"/>
-        </w:rPr>
-      </w:pPr>
-      <w:r>
-        <w:rPr>
-          <w:rStyle w:val="code"/>
-        </w:rPr>
-        <w:t>Number of rows: 3</w:t>
-      </w:r>
-    </w:p>
-    <w:p>
-      <w:pPr>
-        <w:pStyle w:val="Standard"/>
-        <w:numPr>
-          <w:ilvl w:val="0"/>
-          <w:numId w:val="5"/>
-        </w:numPr>
-        <w:tabs>
-          <w:tab w:val="left" w:pos="720"/>
-          <w:tab w:val="left" w:pos="1440"/>
-          <w:tab w:val="left" w:pos="2160"/>
-          <w:tab w:val="left" w:pos="2880"/>
-          <w:tab w:val="left" w:pos="3600"/>
-          <w:tab w:val="left" w:pos="4320"/>
-          <w:tab w:val="left" w:pos="5040"/>
-          <w:tab w:val="left" w:pos="5760"/>
-          <w:tab w:val="left" w:pos="6480"/>
-          <w:tab w:val="left" w:pos="7200"/>
-          <w:tab w:val="left" w:pos="7920"/>
-          <w:tab w:val="left" w:pos="8640"/>
-        </w:tabs>
-        <w:rPr>
-          <w:sz w:val="22"/>
-          <w:szCs w:val="22"/>
-        </w:rPr>
-      </w:pPr>
-      <w:r>
-        <w:rPr>
-          <w:rFonts w:asciiTheme="minorHAnsi" w:hAnsiTheme="minorHAnsi" w:cstheme="minorHAnsi"/>
-          <w:sz w:val="22"/>
-          <w:szCs w:val="22"/>
-        </w:rPr>
-        <w:t xml:space="preserve">To submit your solution to this assignment, upload </w:t>
-      </w:r>
-      <w:r>
-        <w:rPr>
-          <w:rFonts w:asciiTheme="minorHAnsi" w:hAnsiTheme="minorHAnsi" w:cstheme="minorHAnsi"/>
-          <w:sz w:val="22"/>
-          <w:szCs w:val="22"/>
-        </w:rPr>
-        <w:t xml:space="preserve">a </w:t>
-      </w:r>
-      <w:r>
-        <w:rPr>
-          <w:rFonts w:asciiTheme="minorHAnsi" w:hAnsiTheme="minorHAnsi" w:cstheme="minorHAnsi"/>
-          <w:b/>
-          <w:bCs/>
-          <w:i/>
-          <w:iCs/>
-          <w:sz w:val="22"/>
-          <w:szCs w:val="22"/>
-        </w:rPr>
-        <w:t xml:space="preserve">single source code file </w:t>
-      </w:r>
-      <w:r>
-        <w:rPr>
-          <w:rFonts w:asciiTheme="minorHAnsi" w:hAnsiTheme="minorHAnsi" w:cstheme="minorHAnsi"/>
-          <w:sz w:val="22"/>
-          <w:szCs w:val="22"/>
-        </w:rPr>
-        <w:t>to Moodle</w:t>
-      </w:r>
-      <w:r>
-        <w:rPr>
-          <w:rFonts w:asciiTheme="minorHAnsi" w:hAnsiTheme="minorHAnsi" w:cstheme="minorHAnsi"/>
-          <w:sz w:val="22"/>
-          <w:szCs w:val="22"/>
-        </w:rPr>
-        <w:t xml:space="preserve"> (e.g. </w:t>
-      </w:r>
-      <w:r>
-        <w:rPr>
-          <w:rStyle w:val="code"/>
-        </w:rPr>
-        <w:t>cc4.py</w:t>
-      </w:r>
-      <w:r>
-        <w:rPr>
-          <w:rFonts w:asciiTheme="minorHAnsi" w:hAnsiTheme="minorHAnsi" w:cstheme="minorHAnsi"/>
-          <w:sz w:val="22"/>
-          <w:szCs w:val="22"/>
-        </w:rPr>
-        <w:t xml:space="preserve"> or </w:t>
-      </w:r>
-      <w:r>
-        <w:rPr>
-          <w:rStyle w:val="code"/>
-        </w:rPr>
-        <w:t>cc4.js</w:t>
-      </w:r>
-      <w:r>
-        <w:rPr>
-          <w:rFonts w:asciiTheme="minorHAnsi" w:hAnsiTheme="minorHAnsi" w:cstheme="minorHAnsi"/>
-          <w:sz w:val="22"/>
-          <w:szCs w:val="22"/>
-        </w:rPr>
-        <w:t>)</w:t>
-      </w:r>
-      <w:r>
-        <w:rPr>
-          <w:rFonts w:asciiTheme="minorHAnsi" w:hAnsiTheme="minorHAnsi" w:cstheme="minorHAnsi"/>
-          <w:sz w:val="22"/>
-          <w:szCs w:val="22"/>
-        </w:rPr>
-        <w:t xml:space="preserve">. </w:t>
-      </w:r>
-      <w:r>
-        <w:rPr>
-          <w:rFonts w:asciiTheme="minorHAnsi" w:hAnsiTheme="minorHAnsi" w:cstheme="minorHAnsi"/>
-          <w:sz w:val="22"/>
-          <w:szCs w:val="22"/>
-        </w:rPr>
-        <w:t>Do not submit any other libraries</w:t>
-      </w:r>
-      <w:r>
-        <w:rPr>
-          <w:rFonts w:asciiTheme="minorHAnsi" w:hAnsiTheme="minorHAnsi" w:cstheme="minorHAnsi"/>
-          <w:sz w:val="22"/>
-          <w:szCs w:val="22"/>
-        </w:rPr>
-        <w:t xml:space="preserve"> or configuration files. </w:t>
-      </w:r>
-    </w:p>
-    <w:p>
-      <w:pPr>
-        <w:pStyle w:val="Standard"/>
-        <w:tabs>
-          <w:tab w:val="left" w:pos="720"/>
-          <w:tab w:val="left" w:pos="1440"/>
-          <w:tab w:val="left" w:pos="2160"/>
-          <w:tab w:val="left" w:pos="2880"/>
-          <w:tab w:val="left" w:pos="3600"/>
-          <w:tab w:val="left" w:pos="4320"/>
-          <w:tab w:val="left" w:pos="5040"/>
-          <w:tab w:val="left" w:pos="5760"/>
-          <w:tab w:val="left" w:pos="6480"/>
-          <w:tab w:val="left" w:pos="7200"/>
-          <w:tab w:val="left" w:pos="7920"/>
-          <w:tab w:val="left" w:pos="8640"/>
-        </w:tabs>
-        <w:rPr>
           <w:rFonts w:ascii="Calibri" w:hAnsi="Calibri" w:cs="Calibri"/>
           <w:sz w:val="22"/>
           <w:szCs w:val="22"/>
         </w:rPr>
       </w:pPr>
-    </w:p>
-    <w:p>
-      <w:pPr>
-        <w:pStyle w:val="Standard"/>
-        <w:tabs>
-          <w:tab w:val="left" w:pos="720"/>
-          <w:tab w:val="left" w:pos="1440"/>
-          <w:tab w:val="left" w:pos="2160"/>
-          <w:tab w:val="left" w:pos="2880"/>
-          <w:tab w:val="left" w:pos="3600"/>
-          <w:tab w:val="left" w:pos="4320"/>
-          <w:tab w:val="left" w:pos="5040"/>
-          <w:tab w:val="left" w:pos="5760"/>
-          <w:tab w:val="left" w:pos="6480"/>
-          <w:tab w:val="left" w:pos="7200"/>
-          <w:tab w:val="left" w:pos="7920"/>
-          <w:tab w:val="left" w:pos="8640"/>
-        </w:tabs>
+      <w:r>
         <w:rPr>
           <w:rFonts w:ascii="Calibri" w:hAnsi="Calibri" w:cs="Calibri"/>
           <w:sz w:val="22"/>
           <w:szCs w:val="22"/>
         </w:rPr>
-      </w:pPr>
+        <w:t>For a small number of bonus points, you</w:t>
+      </w:r>
       <w:r>
         <w:rPr>
           <w:rFonts w:ascii="Calibri" w:hAnsi="Calibri" w:cs="Calibri"/>
           <w:sz w:val="22"/>
           <w:szCs w:val="22"/>
         </w:rPr>
-        <w:t>For a small number of bonus points, you</w:t>
+        <w:t xml:space="preserve"> may submit </w:t>
       </w:r>
       <w:r>
         <w:rPr>
@@ -1309,7 +593,7 @@
           <w:sz w:val="22"/>
           <w:szCs w:val="22"/>
         </w:rPr>
-        <w:t xml:space="preserve"> may submit </w:t>
+        <w:t>a second</w:t>
       </w:r>
       <w:r>
         <w:rPr>
@@ -1317,7 +601,7 @@
           <w:sz w:val="22"/>
           <w:szCs w:val="22"/>
         </w:rPr>
-        <w:t xml:space="preserve">multiple solutions to </w:t>
+        <w:t xml:space="preserve"> solution to </w:t>
       </w:r>
       <w:r>
         <w:rPr>
@@ -1325,7 +609,7 @@
           <w:sz w:val="22"/>
           <w:szCs w:val="22"/>
         </w:rPr>
-        <w:t>the assignment</w:t>
+        <w:t>th</w:t>
       </w:r>
       <w:r>
         <w:rPr>
@@ -1333,6 +617,22 @@
           <w:sz w:val="22"/>
           <w:szCs w:val="22"/>
         </w:rPr>
+        <w:t>is</w:t>
+      </w:r>
+      <w:r>
+        <w:rPr>
+          <w:rFonts w:ascii="Calibri" w:hAnsi="Calibri" w:cs="Calibri"/>
+          <w:sz w:val="22"/>
+          <w:szCs w:val="22"/>
+        </w:rPr>
+        <w:t xml:space="preserve"> assignment</w:t>
+      </w:r>
+      <w:r>
+        <w:rPr>
+          <w:rFonts w:ascii="Calibri" w:hAnsi="Calibri" w:cs="Calibri"/>
+          <w:sz w:val="22"/>
+          <w:szCs w:val="22"/>
+        </w:rPr>
         <w:t>,</w:t>
       </w:r>
       <w:r>
@@ -1341,7 +641,63 @@
           <w:sz w:val="22"/>
           <w:szCs w:val="22"/>
         </w:rPr>
-        <w:t xml:space="preserve"> in multiple programming languages. If you do that, one of the languages should be Java.</w:t>
+        <w:t xml:space="preserve"> in </w:t>
+      </w:r>
+      <w:r>
+        <w:rPr>
+          <w:rFonts w:ascii="Calibri" w:hAnsi="Calibri" w:cs="Calibri"/>
+          <w:sz w:val="22"/>
+          <w:szCs w:val="22"/>
+        </w:rPr>
+        <w:t>another programming language</w:t>
+      </w:r>
+      <w:r>
+        <w:rPr>
+          <w:rFonts w:ascii="Calibri" w:hAnsi="Calibri" w:cs="Calibri"/>
+          <w:sz w:val="22"/>
+          <w:szCs w:val="22"/>
+        </w:rPr>
+        <w:t xml:space="preserve"> such as Python, JavaScript, or TypeScript. This could be useful preparation if you plan to complete your end</w:t>
+      </w:r>
+      <w:r>
+        <w:rPr>
+          <w:rFonts w:ascii="Calibri" w:hAnsi="Calibri" w:cs="Calibri"/>
+          <w:sz w:val="22"/>
+          <w:szCs w:val="22"/>
+        </w:rPr>
+        <w:t>-</w:t>
+      </w:r>
+      <w:r>
+        <w:rPr>
+          <w:rFonts w:ascii="Calibri" w:hAnsi="Calibri" w:cs="Calibri"/>
+          <w:sz w:val="22"/>
+          <w:szCs w:val="22"/>
+        </w:rPr>
+        <w:t>of</w:t>
+      </w:r>
+      <w:r>
+        <w:rPr>
+          <w:rFonts w:ascii="Calibri" w:hAnsi="Calibri" w:cs="Calibri"/>
+          <w:sz w:val="22"/>
+          <w:szCs w:val="22"/>
+        </w:rPr>
+        <w:t>-</w:t>
+      </w:r>
+      <w:r>
+        <w:rPr>
+          <w:rFonts w:ascii="Calibri" w:hAnsi="Calibri" w:cs="Calibri"/>
+          <w:sz w:val="22"/>
+          <w:szCs w:val="22"/>
+        </w:rPr>
+        <w:t>semester project in a different</w:t>
+      </w:r>
+      <w:r>
+        <w:rPr>
+          <w:rFonts w:ascii="Calibri" w:hAnsi="Calibri" w:cs="Calibri"/>
+          <w:sz w:val="22"/>
+          <w:szCs w:val="22"/>
+        </w:rPr>
+        <w:t xml:space="preserve"> language.</w:t>
       </w:r>
     </w:p>
     <w:p>

--- a/hw/CC4.docx
+++ b/hw/CC4.docx
@@ -1,6 +1,6 @@
 
 <file path=word/document.xml><?xml version="1.0" encoding="utf-8"?>
-<w:document xmlns:wpc="http://schemas.microsoft.com/office/word/2010/wordprocessingCanvas" xmlns:cx="http://schemas.microsoft.com/office/drawing/2014/chartex" xmlns:cx1="http://schemas.microsoft.com/office/drawing/2015/9/8/chartex" xmlns:cx2="http://schemas.microsoft.com/office/drawing/2015/10/21/chartex" xmlns:cx3="http://schemas.microsoft.com/office/drawing/2016/5/9/chartex" xmlns:cx4="http://schemas.microsoft.com/office/drawing/2016/5/10/chartex" xmlns:cx5="http://schemas.microsoft.com/office/drawing/2016/5/11/chartex" xmlns:cx6="http://schemas.microsoft.com/office/drawing/2016/5/12/chartex" xmlns:cx7="http://schemas.microsoft.com/office/drawing/2016/5/13/chartex" xmlns:cx8="http://schemas.microsoft.com/office/drawing/2016/5/14/chartex" xmlns:mc="http://schemas.openxmlformats.org/markup-compatibility/2006" xmlns:aink="http://schemas.microsoft.com/office/drawing/2016/ink" xmlns:am3d="http://schemas.microsoft.com/office/drawing/2017/model3d" xmlns:o="urn:schemas-microsoft-com:office:office" xmlns:oel="http://schemas.microsoft.com/office/2019/extlst" xmlns:r="http://schemas.openxmlformats.org/officeDocument/2006/relationships" xmlns:m="http://schemas.openxmlformats.org/officeDocument/2006/math" xmlns:v="urn:schemas-microsoft-com:vml" xmlns:wp14="http://schemas.microsoft.com/office/word/2010/wordprocessingDrawing" xmlns:wp="http://schemas.openxmlformats.org/drawingml/2006/wordprocessingDrawing" xmlns:w10="urn:schemas-microsoft-com:office:word" xmlns:w="http://schemas.openxmlformats.org/wordprocessingml/2006/main" xmlns:w14="http://schemas.microsoft.com/office/word/2010/wordml" xmlns:w15="http://schemas.microsoft.com/office/word/2012/wordml" xmlns:w16cex="http://schemas.microsoft.com/office/word/2018/wordml/cex" xmlns:w16cid="http://schemas.microsoft.com/office/word/2016/wordml/cid" xmlns:w16="http://schemas.microsoft.com/office/word/2018/wordml" xmlns:w16sdtdh="http://schemas.microsoft.com/office/word/2020/wordml/sdtdatahash" xmlns:w16se="http://schemas.microsoft.com/office/word/2015/wordml/symex" xmlns:wpg="http://schemas.microsoft.com/office/word/2010/wordprocessingGroup" xmlns:wpi="http://schemas.microsoft.com/office/word/2010/wordprocessingInk" xmlns:wne="http://schemas.microsoft.com/office/word/2006/wordml" xmlns:wps="http://schemas.microsoft.com/office/word/2010/wordprocessingShape" mc:Ignorable="w14 w15 w16se w16cid w16 w16cex w16sdtdh wp14">
+<w:document xmlns:wpc="http://schemas.microsoft.com/office/word/2010/wordprocessingCanvas" xmlns:cx="http://schemas.microsoft.com/office/drawing/2014/chartex" xmlns:cx1="http://schemas.microsoft.com/office/drawing/2015/9/8/chartex" xmlns:cx2="http://schemas.microsoft.com/office/drawing/2015/10/21/chartex" xmlns:cx3="http://schemas.microsoft.com/office/drawing/2016/5/9/chartex" xmlns:cx4="http://schemas.microsoft.com/office/drawing/2016/5/10/chartex" xmlns:cx5="http://schemas.microsoft.com/office/drawing/2016/5/11/chartex" xmlns:cx6="http://schemas.microsoft.com/office/drawing/2016/5/12/chartex" xmlns:cx7="http://schemas.microsoft.com/office/drawing/2016/5/13/chartex" xmlns:cx8="http://schemas.microsoft.com/office/drawing/2016/5/14/chartex" xmlns:mc="http://schemas.openxmlformats.org/markup-compatibility/2006" xmlns:aink="http://schemas.microsoft.com/office/drawing/2016/ink" xmlns:am3d="http://schemas.microsoft.com/office/drawing/2017/model3d" xmlns:o="urn:schemas-microsoft-com:office:office" xmlns:oel="http://schemas.microsoft.com/office/2019/extlst" xmlns:r="http://schemas.openxmlformats.org/officeDocument/2006/relationships" xmlns:m="http://schemas.openxmlformats.org/officeDocument/2006/math" xmlns:v="urn:schemas-microsoft-com:vml" xmlns:wp14="http://schemas.microsoft.com/office/word/2010/wordprocessingDrawing" xmlns:wp="http://schemas.openxmlformats.org/drawingml/2006/wordprocessingDrawing" xmlns:w10="urn:schemas-microsoft-com:office:word" xmlns:w="http://schemas.openxmlformats.org/wordprocessingml/2006/main" xmlns:w14="http://schemas.microsoft.com/office/word/2010/wordml" xmlns:w15="http://schemas.microsoft.com/office/word/2012/wordml" xmlns:w16cex="http://schemas.microsoft.com/office/word/2018/wordml/cex" xmlns:w16cid="http://schemas.microsoft.com/office/word/2016/wordml/cid" xmlns:w16="http://schemas.microsoft.com/office/word/2018/wordml" xmlns:w16du="http://schemas.microsoft.com/office/word/2023/wordml/word16du" xmlns:w16sdtdh="http://schemas.microsoft.com/office/word/2020/wordml/sdtdatahash" xmlns:w16sdtfl="http://schemas.microsoft.com/office/word/2024/wordml/sdtformatlock" xmlns:w16se="http://schemas.microsoft.com/office/word/2015/wordml/symex" xmlns:wpg="http://schemas.microsoft.com/office/word/2010/wordprocessingGroup" xmlns:wpi="http://schemas.microsoft.com/office/word/2010/wordprocessingInk" xmlns:wne="http://schemas.microsoft.com/office/word/2006/wordml" xmlns:wps="http://schemas.microsoft.com/office/word/2010/wordprocessingShape" mc:Ignorable="w14 w15 w16se w16cid w16 w16cex w16sdtdh w16sdtfl w16du wp14">
   <w:body>
     <w:p>
       <w:pPr>
@@ -527,6 +527,10 @@
     <w:p>
       <w:pPr>
         <w:pStyle w:val="Standard"/>
+        <w:numPr>
+          <w:ilvl w:val="0"/>
+          <w:numId w:val="6"/>
+        </w:numPr>
         <w:tabs>
           <w:tab w:val="left" w:pos="720"/>
           <w:tab w:val="left" w:pos="1440"/>
@@ -542,11 +546,19 @@
           <w:tab w:val="left" w:pos="8640"/>
         </w:tabs>
         <w:rPr>
-          <w:rFonts w:ascii="Calibri" w:hAnsi="Calibri" w:cs="Calibri"/>
-          <w:sz w:val="22"/>
-          <w:szCs w:val="22"/>
-        </w:rPr>
-      </w:pPr>
+          <w:rFonts w:asciiTheme="minorHAnsi" w:hAnsiTheme="minorHAnsi" w:cstheme="minorHAnsi"/>
+          <w:sz w:val="22"/>
+          <w:szCs w:val="22"/>
+        </w:rPr>
+      </w:pPr>
+      <w:r>
+        <w:rPr>
+          <w:rFonts w:asciiTheme="minorHAnsi" w:hAnsiTheme="minorHAnsi" w:cstheme="minorHAnsi"/>
+          <w:sz w:val="22"/>
+          <w:szCs w:val="22"/>
+        </w:rPr>
+        <w:t>Do not use direct AI assistance for this assignment. If you typically code with AI completion turned on within your IDE, turn it off while working on this assignment. You may, as usual, submit queries to an AI assistant to obtain hints, suggestions and advice. But as with any other homework assignment, do not copy and paste the suggestions into your own solution. Create the solution on your own after destroying the advice you have received.</w:t>
+      </w:r>
     </w:p>
     <w:p>
       <w:pPr>
@@ -571,134 +583,6 @@
           <w:szCs w:val="22"/>
         </w:rPr>
       </w:pPr>
-      <w:r>
-        <w:rPr>
-          <w:rFonts w:ascii="Calibri" w:hAnsi="Calibri" w:cs="Calibri"/>
-          <w:sz w:val="22"/>
-          <w:szCs w:val="22"/>
-        </w:rPr>
-        <w:t>For a small number of bonus points, you</w:t>
-      </w:r>
-      <w:r>
-        <w:rPr>
-          <w:rFonts w:ascii="Calibri" w:hAnsi="Calibri" w:cs="Calibri"/>
-          <w:sz w:val="22"/>
-          <w:szCs w:val="22"/>
-        </w:rPr>
-        <w:t xml:space="preserve"> may submit </w:t>
-      </w:r>
-      <w:r>
-        <w:rPr>
-          <w:rFonts w:ascii="Calibri" w:hAnsi="Calibri" w:cs="Calibri"/>
-          <w:sz w:val="22"/>
-          <w:szCs w:val="22"/>
-        </w:rPr>
-        <w:t>a second</w:t>
-      </w:r>
-      <w:r>
-        <w:rPr>
-          <w:rFonts w:ascii="Calibri" w:hAnsi="Calibri" w:cs="Calibri"/>
-          <w:sz w:val="22"/>
-          <w:szCs w:val="22"/>
-        </w:rPr>
-        <w:t xml:space="preserve"> solution to </w:t>
-      </w:r>
-      <w:r>
-        <w:rPr>
-          <w:rFonts w:ascii="Calibri" w:hAnsi="Calibri" w:cs="Calibri"/>
-          <w:sz w:val="22"/>
-          <w:szCs w:val="22"/>
-        </w:rPr>
-        <w:t>th</w:t>
-      </w:r>
-      <w:r>
-        <w:rPr>
-          <w:rFonts w:ascii="Calibri" w:hAnsi="Calibri" w:cs="Calibri"/>
-          <w:sz w:val="22"/>
-          <w:szCs w:val="22"/>
-        </w:rPr>
-        <w:t>is</w:t>
-      </w:r>
-      <w:r>
-        <w:rPr>
-          <w:rFonts w:ascii="Calibri" w:hAnsi="Calibri" w:cs="Calibri"/>
-          <w:sz w:val="22"/>
-          <w:szCs w:val="22"/>
-        </w:rPr>
-        <w:t xml:space="preserve"> assignment</w:t>
-      </w:r>
-      <w:r>
-        <w:rPr>
-          <w:rFonts w:ascii="Calibri" w:hAnsi="Calibri" w:cs="Calibri"/>
-          <w:sz w:val="22"/>
-          <w:szCs w:val="22"/>
-        </w:rPr>
-        <w:t>,</w:t>
-      </w:r>
-      <w:r>
-        <w:rPr>
-          <w:rFonts w:ascii="Calibri" w:hAnsi="Calibri" w:cs="Calibri"/>
-          <w:sz w:val="22"/>
-          <w:szCs w:val="22"/>
-        </w:rPr>
-        <w:t xml:space="preserve"> in </w:t>
-      </w:r>
-      <w:r>
-        <w:rPr>
-          <w:rFonts w:ascii="Calibri" w:hAnsi="Calibri" w:cs="Calibri"/>
-          <w:sz w:val="22"/>
-          <w:szCs w:val="22"/>
-        </w:rPr>
-        <w:t>another programming language</w:t>
-      </w:r>
-      <w:r>
-        <w:rPr>
-          <w:rFonts w:ascii="Calibri" w:hAnsi="Calibri" w:cs="Calibri"/>
-          <w:sz w:val="22"/>
-          <w:szCs w:val="22"/>
-        </w:rPr>
-        <w:t xml:space="preserve"> such as Python, JavaScript, or TypeScript. This could be useful preparation if you plan to complete your end</w:t>
-      </w:r>
-      <w:r>
-        <w:rPr>
-          <w:rFonts w:ascii="Calibri" w:hAnsi="Calibri" w:cs="Calibri"/>
-          <w:sz w:val="22"/>
-          <w:szCs w:val="22"/>
-        </w:rPr>
-        <w:t>-</w:t>
-      </w:r>
-      <w:r>
-        <w:rPr>
-          <w:rFonts w:ascii="Calibri" w:hAnsi="Calibri" w:cs="Calibri"/>
-          <w:sz w:val="22"/>
-          <w:szCs w:val="22"/>
-        </w:rPr>
-        <w:t>of</w:t>
-      </w:r>
-      <w:r>
-        <w:rPr>
-          <w:rFonts w:ascii="Calibri" w:hAnsi="Calibri" w:cs="Calibri"/>
-          <w:sz w:val="22"/>
-          <w:szCs w:val="22"/>
-        </w:rPr>
-        <w:t>-</w:t>
-      </w:r>
-      <w:r>
-        <w:rPr>
-          <w:rFonts w:ascii="Calibri" w:hAnsi="Calibri" w:cs="Calibri"/>
-          <w:sz w:val="22"/>
-          <w:szCs w:val="22"/>
-        </w:rPr>
-        <w:t>semester project in a different</w:t>
-      </w:r>
-      <w:r>
-        <w:rPr>
-          <w:rFonts w:ascii="Calibri" w:hAnsi="Calibri" w:cs="Calibri"/>
-          <w:sz w:val="22"/>
-          <w:szCs w:val="22"/>
-        </w:rPr>
-        <w:t xml:space="preserve"> language.</w:t>
-      </w:r>
     </w:p>
     <w:p>
       <w:pPr>
@@ -723,6 +607,142 @@
           <w:szCs w:val="22"/>
         </w:rPr>
       </w:pPr>
+      <w:r>
+        <w:rPr>
+          <w:rFonts w:ascii="Calibri" w:hAnsi="Calibri" w:cs="Calibri"/>
+          <w:sz w:val="22"/>
+          <w:szCs w:val="22"/>
+        </w:rPr>
+        <w:t>For a small number of bonus points, you</w:t>
+      </w:r>
+      <w:r>
+        <w:rPr>
+          <w:rFonts w:ascii="Calibri" w:hAnsi="Calibri" w:cs="Calibri"/>
+          <w:sz w:val="22"/>
+          <w:szCs w:val="22"/>
+        </w:rPr>
+        <w:t xml:space="preserve"> may submit </w:t>
+      </w:r>
+      <w:r>
+        <w:rPr>
+          <w:rFonts w:ascii="Calibri" w:hAnsi="Calibri" w:cs="Calibri"/>
+          <w:sz w:val="22"/>
+          <w:szCs w:val="22"/>
+        </w:rPr>
+        <w:t>a second</w:t>
+      </w:r>
+      <w:r>
+        <w:rPr>
+          <w:rFonts w:ascii="Calibri" w:hAnsi="Calibri" w:cs="Calibri"/>
+          <w:sz w:val="22"/>
+          <w:szCs w:val="22"/>
+        </w:rPr>
+        <w:t xml:space="preserve"> solution to </w:t>
+      </w:r>
+      <w:r>
+        <w:rPr>
+          <w:rFonts w:ascii="Calibri" w:hAnsi="Calibri" w:cs="Calibri"/>
+          <w:sz w:val="22"/>
+          <w:szCs w:val="22"/>
+        </w:rPr>
+        <w:t>th</w:t>
+      </w:r>
+      <w:r>
+        <w:rPr>
+          <w:rFonts w:ascii="Calibri" w:hAnsi="Calibri" w:cs="Calibri"/>
+          <w:sz w:val="22"/>
+          <w:szCs w:val="22"/>
+        </w:rPr>
+        <w:t>is</w:t>
+      </w:r>
+      <w:r>
+        <w:rPr>
+          <w:rFonts w:ascii="Calibri" w:hAnsi="Calibri" w:cs="Calibri"/>
+          <w:sz w:val="22"/>
+          <w:szCs w:val="22"/>
+        </w:rPr>
+        <w:t xml:space="preserve"> assignment</w:t>
+      </w:r>
+      <w:r>
+        <w:rPr>
+          <w:rFonts w:ascii="Calibri" w:hAnsi="Calibri" w:cs="Calibri"/>
+          <w:sz w:val="22"/>
+          <w:szCs w:val="22"/>
+        </w:rPr>
+        <w:t>,</w:t>
+      </w:r>
+      <w:r>
+        <w:rPr>
+          <w:rFonts w:ascii="Calibri" w:hAnsi="Calibri" w:cs="Calibri"/>
+          <w:sz w:val="22"/>
+          <w:szCs w:val="22"/>
+        </w:rPr>
+        <w:t xml:space="preserve"> in </w:t>
+      </w:r>
+      <w:r>
+        <w:rPr>
+          <w:rFonts w:ascii="Calibri" w:hAnsi="Calibri" w:cs="Calibri"/>
+          <w:sz w:val="22"/>
+          <w:szCs w:val="22"/>
+        </w:rPr>
+        <w:t>another programming language</w:t>
+      </w:r>
+      <w:r>
+        <w:rPr>
+          <w:rFonts w:ascii="Calibri" w:hAnsi="Calibri" w:cs="Calibri"/>
+          <w:sz w:val="22"/>
+          <w:szCs w:val="22"/>
+        </w:rPr>
+        <w:t xml:space="preserve"> such as Python, JavaScript, or TypeScript. This could be useful preparation if you plan to complete your end</w:t>
+      </w:r>
+      <w:r>
+        <w:rPr>
+          <w:rFonts w:ascii="Calibri" w:hAnsi="Calibri" w:cs="Calibri"/>
+          <w:sz w:val="22"/>
+          <w:szCs w:val="22"/>
+        </w:rPr>
+        <w:t>-</w:t>
+      </w:r>
+      <w:r>
+        <w:rPr>
+          <w:rFonts w:ascii="Calibri" w:hAnsi="Calibri" w:cs="Calibri"/>
+          <w:sz w:val="22"/>
+          <w:szCs w:val="22"/>
+        </w:rPr>
+        <w:t>of</w:t>
+      </w:r>
+      <w:r>
+        <w:rPr>
+          <w:rFonts w:ascii="Calibri" w:hAnsi="Calibri" w:cs="Calibri"/>
+          <w:sz w:val="22"/>
+          <w:szCs w:val="22"/>
+        </w:rPr>
+        <w:t>-</w:t>
+      </w:r>
+      <w:r>
+        <w:rPr>
+          <w:rFonts w:ascii="Calibri" w:hAnsi="Calibri" w:cs="Calibri"/>
+          <w:sz w:val="22"/>
+          <w:szCs w:val="22"/>
+        </w:rPr>
+        <w:t>semester project in a different</w:t>
+      </w:r>
+      <w:r>
+        <w:rPr>
+          <w:rFonts w:ascii="Calibri" w:hAnsi="Calibri" w:cs="Calibri"/>
+          <w:sz w:val="22"/>
+          <w:szCs w:val="22"/>
+        </w:rPr>
+        <w:t xml:space="preserve"> language.</w:t>
+      </w:r>
+      <w:r>
+        <w:rPr>
+          <w:rFonts w:ascii="Calibri" w:hAnsi="Calibri" w:cs="Calibri"/>
+          <w:sz w:val="22"/>
+          <w:szCs w:val="22"/>
+        </w:rPr>
+        <w:t xml:space="preserve"> In preparing your second solution, you are permitted to use an unlimited amount of AI assistance.</w:t>
+      </w:r>
     </w:p>
     <w:p>
       <w:pPr>
@@ -750,6 +770,30 @@
     </w:p>
     <w:p>
       <w:pPr>
+        <w:pStyle w:val="Standard"/>
+        <w:tabs>
+          <w:tab w:val="left" w:pos="720"/>
+          <w:tab w:val="left" w:pos="1440"/>
+          <w:tab w:val="left" w:pos="2160"/>
+          <w:tab w:val="left" w:pos="2880"/>
+          <w:tab w:val="left" w:pos="3600"/>
+          <w:tab w:val="left" w:pos="4320"/>
+          <w:tab w:val="left" w:pos="5040"/>
+          <w:tab w:val="left" w:pos="5760"/>
+          <w:tab w:val="left" w:pos="6480"/>
+          <w:tab w:val="left" w:pos="7200"/>
+          <w:tab w:val="left" w:pos="7920"/>
+          <w:tab w:val="left" w:pos="8640"/>
+        </w:tabs>
+        <w:rPr>
+          <w:rFonts w:ascii="Calibri" w:hAnsi="Calibri" w:cs="Calibri"/>
+          <w:sz w:val="22"/>
+          <w:szCs w:val="22"/>
+        </w:rPr>
+      </w:pPr>
+    </w:p>
+    <w:p>
+      <w:pPr>
         <w:rPr>
           <w:sz w:val="22"/>
           <w:szCs w:val="22"/>
@@ -795,7 +839,7 @@
 </file>
 
 <file path=word/numbering.xml><?xml version="1.0" encoding="utf-8"?>
-<w:numbering xmlns:wpc="http://schemas.microsoft.com/office/word/2010/wordprocessingCanvas" xmlns:cx="http://schemas.microsoft.com/office/drawing/2014/chartex" xmlns:cx1="http://schemas.microsoft.com/office/drawing/2015/9/8/chartex" xmlns:cx2="http://schemas.microsoft.com/office/drawing/2015/10/21/chartex" xmlns:cx3="http://schemas.microsoft.com/office/drawing/2016/5/9/chartex" xmlns:cx4="http://schemas.microsoft.com/office/drawing/2016/5/10/chartex" xmlns:cx5="http://schemas.microsoft.com/office/drawing/2016/5/11/chartex" xmlns:cx6="http://schemas.microsoft.com/office/drawing/2016/5/12/chartex" xmlns:cx7="http://schemas.microsoft.com/office/drawing/2016/5/13/chartex" xmlns:cx8="http://schemas.microsoft.com/office/drawing/2016/5/14/chartex" xmlns:mc="http://schemas.openxmlformats.org/markup-compatibility/2006" xmlns:aink="http://schemas.microsoft.com/office/drawing/2016/ink" xmlns:am3d="http://schemas.microsoft.com/office/drawing/2017/model3d" xmlns:o="urn:schemas-microsoft-com:office:office" xmlns:oel="http://schemas.microsoft.com/office/2019/extlst" xmlns:r="http://schemas.openxmlformats.org/officeDocument/2006/relationships" xmlns:m="http://schemas.openxmlformats.org/officeDocument/2006/math" xmlns:v="urn:schemas-microsoft-com:vml" xmlns:wp14="http://schemas.microsoft.com/office/word/2010/wordprocessingDrawing" xmlns:wp="http://schemas.openxmlformats.org/drawingml/2006/wordprocessingDrawing" xmlns:w10="urn:schemas-microsoft-com:office:word" xmlns:w="http://schemas.openxmlformats.org/wordprocessingml/2006/main" xmlns:w14="http://schemas.microsoft.com/office/word/2010/wordml" xmlns:w15="http://schemas.microsoft.com/office/word/2012/wordml" xmlns:w16cex="http://schemas.microsoft.com/office/word/2018/wordml/cex" xmlns:w16cid="http://schemas.microsoft.com/office/word/2016/wordml/cid" xmlns:w16="http://schemas.microsoft.com/office/word/2018/wordml" xmlns:w16sdtdh="http://schemas.microsoft.com/office/word/2020/wordml/sdtdatahash" xmlns:w16se="http://schemas.microsoft.com/office/word/2015/wordml/symex" xmlns:wpg="http://schemas.microsoft.com/office/word/2010/wordprocessingGroup" xmlns:wpi="http://schemas.microsoft.com/office/word/2010/wordprocessingInk" xmlns:wne="http://schemas.microsoft.com/office/word/2006/wordml" xmlns:wps="http://schemas.microsoft.com/office/word/2010/wordprocessingShape" mc:Ignorable="w14 w15 w16se w16cid w16 w16cex w16sdtdh wp14">
+<w:numbering xmlns:wpc="http://schemas.microsoft.com/office/word/2010/wordprocessingCanvas" xmlns:cx="http://schemas.microsoft.com/office/drawing/2014/chartex" xmlns:cx1="http://schemas.microsoft.com/office/drawing/2015/9/8/chartex" xmlns:cx2="http://schemas.microsoft.com/office/drawing/2015/10/21/chartex" xmlns:cx3="http://schemas.microsoft.com/office/drawing/2016/5/9/chartex" xmlns:cx4="http://schemas.microsoft.com/office/drawing/2016/5/10/chartex" xmlns:cx5="http://schemas.microsoft.com/office/drawing/2016/5/11/chartex" xmlns:cx6="http://schemas.microsoft.com/office/drawing/2016/5/12/chartex" xmlns:cx7="http://schemas.microsoft.com/office/drawing/2016/5/13/chartex" xmlns:cx8="http://schemas.microsoft.com/office/drawing/2016/5/14/chartex" xmlns:mc="http://schemas.openxmlformats.org/markup-compatibility/2006" xmlns:aink="http://schemas.microsoft.com/office/drawing/2016/ink" xmlns:am3d="http://schemas.microsoft.com/office/drawing/2017/model3d" xmlns:o="urn:schemas-microsoft-com:office:office" xmlns:oel="http://schemas.microsoft.com/office/2019/extlst" xmlns:r="http://schemas.openxmlformats.org/officeDocument/2006/relationships" xmlns:m="http://schemas.openxmlformats.org/officeDocument/2006/math" xmlns:v="urn:schemas-microsoft-com:vml" xmlns:wp14="http://schemas.microsoft.com/office/word/2010/wordprocessingDrawing" xmlns:wp="http://schemas.openxmlformats.org/drawingml/2006/wordprocessingDrawing" xmlns:w10="urn:schemas-microsoft-com:office:word" xmlns:w="http://schemas.openxmlformats.org/wordprocessingml/2006/main" xmlns:w14="http://schemas.microsoft.com/office/word/2010/wordml" xmlns:w15="http://schemas.microsoft.com/office/word/2012/wordml" xmlns:w16cex="http://schemas.microsoft.com/office/word/2018/wordml/cex" xmlns:w16cid="http://schemas.microsoft.com/office/word/2016/wordml/cid" xmlns:w16="http://schemas.microsoft.com/office/word/2018/wordml" xmlns:w16du="http://schemas.microsoft.com/office/word/2023/wordml/word16du" xmlns:w16sdtdh="http://schemas.microsoft.com/office/word/2020/wordml/sdtdatahash" xmlns:w16sdtfl="http://schemas.microsoft.com/office/word/2024/wordml/sdtformatlock" xmlns:w16se="http://schemas.microsoft.com/office/word/2015/wordml/symex" xmlns:wpg="http://schemas.microsoft.com/office/word/2010/wordprocessingGroup" xmlns:wpi="http://schemas.microsoft.com/office/word/2010/wordprocessingInk" xmlns:wne="http://schemas.microsoft.com/office/word/2006/wordml" xmlns:wps="http://schemas.microsoft.com/office/word/2010/wordprocessingShape" mc:Ignorable="w14 w15 w16se w16cid w16 w16cex w16sdtdh w16sdtfl w16du wp14">
   <w:abstractNum w:abstractNumId="0" w15:restartNumberingAfterBreak="0">
     <w:nsid w:val="106068BF"/>
     <w:multiLevelType w:val="hybridMultilevel"/>
@@ -1612,7 +1656,7 @@
 </file>
 
 <file path=word/styles.xml><?xml version="1.0" encoding="utf-8"?>
-<w:styles xmlns:mc="http://schemas.openxmlformats.org/markup-compatibility/2006" xmlns:r="http://schemas.openxmlformats.org/officeDocument/2006/relationships" xmlns:w="http://schemas.openxmlformats.org/wordprocessingml/2006/main" xmlns:w14="http://schemas.microsoft.com/office/word/2010/wordml" xmlns:w15="http://schemas.microsoft.com/office/word/2012/wordml" xmlns:w16cex="http://schemas.microsoft.com/office/word/2018/wordml/cex" xmlns:w16cid="http://schemas.microsoft.com/office/word/2016/wordml/cid" xmlns:w16="http://schemas.microsoft.com/office/word/2018/wordml" xmlns:w16sdtdh="http://schemas.microsoft.com/office/word/2020/wordml/sdtdatahash" xmlns:w16se="http://schemas.microsoft.com/office/word/2015/wordml/symex" mc:Ignorable="w14 w15 w16se w16cid w16 w16cex w16sdtdh">
+<w:styles xmlns:mc="http://schemas.openxmlformats.org/markup-compatibility/2006" xmlns:r="http://schemas.openxmlformats.org/officeDocument/2006/relationships" xmlns:w="http://schemas.openxmlformats.org/wordprocessingml/2006/main" xmlns:w14="http://schemas.microsoft.com/office/word/2010/wordml" xmlns:w15="http://schemas.microsoft.com/office/word/2012/wordml" xmlns:w16cex="http://schemas.microsoft.com/office/word/2018/wordml/cex" xmlns:w16cid="http://schemas.microsoft.com/office/word/2016/wordml/cid" xmlns:w16="http://schemas.microsoft.com/office/word/2018/wordml" xmlns:w16du="http://schemas.microsoft.com/office/word/2023/wordml/word16du" xmlns:w16sdtdh="http://schemas.microsoft.com/office/word/2020/wordml/sdtdatahash" xmlns:w16sdtfl="http://schemas.microsoft.com/office/word/2024/wordml/sdtformatlock" xmlns:w16se="http://schemas.microsoft.com/office/word/2015/wordml/symex" mc:Ignorable="w14 w15 w16se w16cid w16 w16cex w16sdtdh w16sdtfl w16du">
   <w:docDefaults>
     <w:rPrDefault>
       <w:rPr>
